--- a/Course/3 Component 3 - Programming Project/3 Programming Workbook 1 - Core Skills.docx
+++ b/Course/3 Component 3 - Programming Project/3 Programming Workbook 1 - Core Skills.docx
@@ -7,12 +7,17 @@
         <w:pStyle w:val="Heading1"/>
       </w:pPr>
       <w:r>
+        <w:rPr>
+          <w:b w:val="0"/>
+          <w:i w:val="0"/>
+        </w:rPr>
         <w:t>Programming Workbook 1 — Core Programming Skills</w:t>
       </w:r>
     </w:p>
     <w:p>
       <w:r>
         <w:rPr>
+          <w:b w:val="0"/>
           <w:i/>
         </w:rPr>
         <w:t>OCR A Level Computer Science (H446) — Component 02 (2.2 Programming techniques) and NEA preparation</w:t>
@@ -23,52 +28,84 @@
         <w:pStyle w:val="Heading2"/>
       </w:pPr>
       <w:r>
+        <w:rPr>
+          <w:b w:val="0"/>
+          <w:i w:val="0"/>
+        </w:rPr>
         <w:t>How to use this workbook</w:t>
       </w:r>
     </w:p>
     <w:p>
       <w:r>
+        <w:rPr>
+          <w:b w:val="0"/>
+          <w:i w:val="0"/>
+        </w:rPr>
         <w:t xml:space="preserve">This workbook is a set of graded </w:t>
       </w:r>
       <w:r>
         <w:rPr>
           <w:b/>
+          <w:i w:val="0"/>
         </w:rPr>
         <w:t>practical coding challenges</w:t>
       </w:r>
       <w:r>
+        <w:rPr>
+          <w:b w:val="0"/>
+          <w:i w:val="0"/>
+        </w:rPr>
         <w:t xml:space="preserve">. The single most effective way to prepare for </w:t>
       </w:r>
       <w:r>
         <w:rPr>
           <w:b/>
+          <w:i w:val="0"/>
         </w:rPr>
         <w:t>Paper 2 (Component 02)</w:t>
       </w:r>
       <w:r>
+        <w:rPr>
+          <w:b w:val="0"/>
+          <w:i w:val="0"/>
+        </w:rPr>
         <w:t xml:space="preserve"> and the </w:t>
       </w:r>
       <w:r>
         <w:rPr>
           <w:b/>
+          <w:i w:val="0"/>
         </w:rPr>
         <w:t>NEA (Component 03/04)</w:t>
       </w:r>
       <w:r>
+        <w:rPr>
+          <w:b w:val="0"/>
+          <w:i w:val="0"/>
+        </w:rPr>
         <w:t xml:space="preserve"> is to </w:t>
       </w:r>
       <w:r>
         <w:rPr>
+          <w:b w:val="0"/>
           <w:i/>
         </w:rPr>
         <w:t>write real code</w:t>
       </w:r>
       <w:r>
+        <w:rPr>
+          <w:b w:val="0"/>
+          <w:i w:val="0"/>
+        </w:rPr>
         <w:t>. Reading solutions is not enough — your brain only builds the skill by struggling with the problem first.</w:t>
       </w:r>
     </w:p>
     <w:p>
       <w:r>
+        <w:rPr>
+          <w:b w:val="0"/>
+          <w:i w:val="0"/>
+        </w:rPr>
         <w:t>For each challenge:</w:t>
       </w:r>
     </w:p>
@@ -79,6 +116,7 @@
       <w:r>
         <w:rPr>
           <w:b/>
+          <w:i w:val="0"/>
         </w:rPr>
         <w:t>Read the task and the example input/output.</w:t>
       </w:r>
@@ -90,19 +128,29 @@
       <w:r>
         <w:rPr>
           <w:b/>
+          <w:i w:val="0"/>
         </w:rPr>
         <w:t>Attempt it yourself</w:t>
       </w:r>
       <w:r>
+        <w:rPr>
+          <w:b w:val="0"/>
+          <w:i w:val="0"/>
+        </w:rPr>
         <w:t xml:space="preserve"> in a code editor (IDLE, VS Code, Thonny, repl.it — whatever you use). Run it. Test it with the example data </w:t>
       </w:r>
       <w:r>
         <w:rPr>
+          <w:b w:val="0"/>
           <w:i/>
         </w:rPr>
         <w:t>and</w:t>
       </w:r>
       <w:r>
+        <w:rPr>
+          <w:b w:val="0"/>
+          <w:i w:val="0"/>
+        </w:rPr>
         <w:t xml:space="preserve"> with your own awkward cases.</w:t>
       </w:r>
     </w:p>
@@ -113,20 +161,31 @@
       <w:r>
         <w:rPr>
           <w:b/>
+          <w:i w:val="0"/>
         </w:rPr>
         <w:t>Only then</w:t>
       </w:r>
       <w:r>
+        <w:rPr>
+          <w:b w:val="0"/>
+          <w:i w:val="0"/>
+        </w:rPr>
         <w:t xml:space="preserve"> expand the </w:t>
       </w:r>
       <w:r>
         <w:rPr>
           <w:rFonts w:ascii="Consolas" w:hAnsi="Consolas"/>
+          <w:b w:val="0"/>
+          <w:i w:val="0"/>
           <w:sz w:val="19"/>
         </w:rPr>
         <w:t>Solution</w:t>
       </w:r>
       <w:r>
+        <w:rPr>
+          <w:b w:val="0"/>
+          <w:i w:val="0"/>
+        </w:rPr>
         <w:t xml:space="preserve"> box and compare. If your code differs but works, that is fine — there is rarely one correct answer.</w:t>
       </w:r>
     </w:p>
@@ -135,47 +194,75 @@
         <w:pStyle w:val="ListNumber"/>
       </w:pPr>
       <w:r>
+        <w:rPr>
+          <w:b w:val="0"/>
+          <w:i w:val="0"/>
+        </w:rPr>
         <w:t xml:space="preserve">If you got stuck, type the solution out yourself rather than copying-pasting. Then </w:t>
       </w:r>
       <w:r>
         <w:rPr>
           <w:b/>
+          <w:i w:val="0"/>
         </w:rPr>
         <w:t>change it</w:t>
       </w:r>
       <w:r>
+        <w:rPr>
+          <w:b w:val="0"/>
+          <w:i w:val="0"/>
+        </w:rPr>
         <w:t xml:space="preserve"> — extend it, break it, fix it.</w:t>
       </w:r>
     </w:p>
     <w:p>
       <w:r>
+        <w:rPr>
+          <w:b w:val="0"/>
+          <w:i w:val="0"/>
+        </w:rPr>
         <w:t xml:space="preserve">Solutions are written in </w:t>
       </w:r>
       <w:r>
         <w:rPr>
           <w:b/>
+          <w:i w:val="0"/>
         </w:rPr>
         <w:t>Python 3</w:t>
       </w:r>
       <w:r>
+        <w:rPr>
+          <w:b w:val="0"/>
+          <w:i w:val="0"/>
+        </w:rPr>
         <w:t xml:space="preserve">. You may use your own programming language (the OCR exam accepts any high-level language); the </w:t>
       </w:r>
       <w:r>
         <w:rPr>
+          <w:b w:val="0"/>
           <w:i/>
         </w:rPr>
         <w:t>techniques</w:t>
       </w:r>
       <w:r>
+        <w:rPr>
+          <w:b w:val="0"/>
+          <w:i w:val="0"/>
+        </w:rPr>
         <w:t xml:space="preserve"> are identical. Where it clarifies the logic, </w:t>
       </w:r>
       <w:r>
         <w:rPr>
           <w:b/>
+          <w:i w:val="0"/>
         </w:rPr>
         <w:t>OCR Reference Language (pseudocode)</w:t>
       </w:r>
       <w:r>
+        <w:rPr>
+          <w:b w:val="0"/>
+          <w:i w:val="0"/>
+        </w:rPr>
         <w:t xml:space="preserve"> is shown alongside.</w:t>
       </w:r>
     </w:p>
@@ -183,6 +270,7 @@
       <w:r>
         <w:rPr>
           <w:b/>
+          <w:i w:val="0"/>
         </w:rPr>
         <w:t>Difficulty tags:</w:t>
       </w:r>
@@ -192,15 +280,24 @@
         <w:pStyle w:val="ListBullet"/>
       </w:pPr>
       <w:r>
+        <w:rPr>
+          <w:b w:val="0"/>
+          <w:i w:val="0"/>
+        </w:rPr>
         <w:t xml:space="preserve">★ </w:t>
       </w:r>
       <w:r>
         <w:rPr>
           <w:b/>
+          <w:i w:val="0"/>
         </w:rPr>
         <w:t>Foundation</w:t>
       </w:r>
       <w:r>
+        <w:rPr>
+          <w:b w:val="0"/>
+          <w:i w:val="0"/>
+        </w:rPr>
         <w:t xml:space="preserve"> — core syntax you must be fluent in.</w:t>
       </w:r>
     </w:p>
@@ -209,15 +306,24 @@
         <w:pStyle w:val="ListBullet"/>
       </w:pPr>
       <w:r>
+        <w:rPr>
+          <w:b w:val="0"/>
+          <w:i w:val="0"/>
+        </w:rPr>
         <w:t xml:space="preserve">★★ </w:t>
       </w:r>
       <w:r>
         <w:rPr>
           <w:b/>
+          <w:i w:val="0"/>
         </w:rPr>
         <w:t>Developing</w:t>
       </w:r>
       <w:r>
+        <w:rPr>
+          <w:b w:val="0"/>
+          <w:i w:val="0"/>
+        </w:rPr>
         <w:t xml:space="preserve"> — combining techniques; typical exam-question level.</w:t>
       </w:r>
     </w:p>
@@ -226,15 +332,24 @@
         <w:pStyle w:val="ListBullet"/>
       </w:pPr>
       <w:r>
+        <w:rPr>
+          <w:b w:val="0"/>
+          <w:i w:val="0"/>
+        </w:rPr>
         <w:t xml:space="preserve">★★★ </w:t>
       </w:r>
       <w:r>
         <w:rPr>
           <w:b/>
+          <w:i w:val="0"/>
         </w:rPr>
         <w:t>Stretch</w:t>
       </w:r>
       <w:r>
+        <w:rPr>
+          <w:b w:val="0"/>
+          <w:i w:val="0"/>
+        </w:rPr>
         <w:t xml:space="preserve"> — harder logic, closer to NEA-style problem solving.</w:t>
       </w:r>
     </w:p>
@@ -250,11 +365,19 @@
         <w:pStyle w:val="Heading2"/>
       </w:pPr>
       <w:r>
+        <w:rPr>
+          <w:b w:val="0"/>
+          <w:i w:val="0"/>
+        </w:rPr>
         <w:t>Skill 1 — Sequence, Selection, Iteration</w:t>
       </w:r>
     </w:p>
     <w:p>
       <w:r>
+        <w:rPr>
+          <w:b w:val="0"/>
+          <w:i w:val="0"/>
+        </w:rPr>
         <w:t>The three basic programming constructs. Everything else is built on these.</w:t>
       </w:r>
     </w:p>
@@ -263,6 +386,10 @@
         <w:pStyle w:val="Heading3"/>
       </w:pPr>
       <w:r>
+        <w:rPr>
+          <w:b w:val="0"/>
+          <w:i w:val="0"/>
+        </w:rPr>
         <w:t>Challenge 1.1 — Odd or Even ★</w:t>
       </w:r>
     </w:p>
@@ -270,30 +397,47 @@
       <w:r>
         <w:rPr>
           <w:b/>
+          <w:i w:val="0"/>
         </w:rPr>
         <w:t>Task:</w:t>
       </w:r>
       <w:r>
+        <w:rPr>
+          <w:b w:val="0"/>
+          <w:i w:val="0"/>
+        </w:rPr>
         <w:t xml:space="preserve"> Ask the user for a whole number and print whether it is </w:t>
       </w:r>
       <w:r>
         <w:rPr>
           <w:rFonts w:ascii="Consolas" w:hAnsi="Consolas"/>
+          <w:b w:val="0"/>
+          <w:i w:val="0"/>
           <w:sz w:val="19"/>
         </w:rPr>
         <w:t>odd</w:t>
       </w:r>
       <w:r>
+        <w:rPr>
+          <w:b w:val="0"/>
+          <w:i w:val="0"/>
+        </w:rPr>
         <w:t xml:space="preserve"> or </w:t>
       </w:r>
       <w:r>
         <w:rPr>
           <w:rFonts w:ascii="Consolas" w:hAnsi="Consolas"/>
+          <w:b w:val="0"/>
+          <w:i w:val="0"/>
           <w:sz w:val="19"/>
         </w:rPr>
         <w:t>even</w:t>
       </w:r>
       <w:r>
+        <w:rPr>
+          <w:b w:val="0"/>
+          <w:i w:val="0"/>
+        </w:rPr>
         <w:t>.</w:t>
       </w:r>
     </w:p>
@@ -301,6 +445,7 @@
       <w:r>
         <w:rPr>
           <w:b/>
+          <w:i w:val="0"/>
         </w:rPr>
         <w:t>Example</w:t>
       </w:r>
@@ -323,6 +468,7 @@
       <w:r>
         <w:rPr>
           <w:b/>
+          <w:i w:val="0"/>
         </w:rPr>
         <w:t>Solution</w:t>
       </w:r>
@@ -349,16 +495,26 @@
     </w:p>
     <w:p>
       <w:r>
+        <w:rPr>
+          <w:b w:val="0"/>
+          <w:i w:val="0"/>
+        </w:rPr>
         <w:t xml:space="preserve">The modulo operator </w:t>
       </w:r>
       <w:r>
         <w:rPr>
           <w:rFonts w:ascii="Consolas" w:hAnsi="Consolas"/>
+          <w:b w:val="0"/>
+          <w:i w:val="0"/>
           <w:sz w:val="19"/>
         </w:rPr>
         <w:t>%</w:t>
       </w:r>
       <w:r>
+        <w:rPr>
+          <w:b w:val="0"/>
+          <w:i w:val="0"/>
+        </w:rPr>
         <w:t xml:space="preserve"> gives the remainder after division; a remainder of 0 when dividing by 2 means the number is even.</w:t>
       </w:r>
     </w:p>
@@ -367,6 +523,10 @@
         <w:pStyle w:val="Heading3"/>
       </w:pPr>
       <w:r>
+        <w:rPr>
+          <w:b w:val="0"/>
+          <w:i w:val="0"/>
+        </w:rPr>
         <w:t>Challenge 1.2 — FizzBuzz ★★</w:t>
       </w:r>
     </w:p>
@@ -374,40 +534,63 @@
       <w:r>
         <w:rPr>
           <w:b/>
+          <w:i w:val="0"/>
         </w:rPr>
         <w:t>Task:</w:t>
       </w:r>
       <w:r>
+        <w:rPr>
+          <w:b w:val="0"/>
+          <w:i w:val="0"/>
+        </w:rPr>
         <w:t xml:space="preserve"> Print the numbers 1 to 20. For multiples of 3 print </w:t>
       </w:r>
       <w:r>
         <w:rPr>
           <w:rFonts w:ascii="Consolas" w:hAnsi="Consolas"/>
+          <w:b w:val="0"/>
+          <w:i w:val="0"/>
           <w:sz w:val="19"/>
         </w:rPr>
         <w:t>Fizz</w:t>
       </w:r>
       <w:r>
+        <w:rPr>
+          <w:b w:val="0"/>
+          <w:i w:val="0"/>
+        </w:rPr>
         <w:t xml:space="preserve">, for multiples of 5 print </w:t>
       </w:r>
       <w:r>
         <w:rPr>
           <w:rFonts w:ascii="Consolas" w:hAnsi="Consolas"/>
+          <w:b w:val="0"/>
+          <w:i w:val="0"/>
           <w:sz w:val="19"/>
         </w:rPr>
         <w:t>Buzz</w:t>
       </w:r>
       <w:r>
+        <w:rPr>
+          <w:b w:val="0"/>
+          <w:i w:val="0"/>
+        </w:rPr>
         <w:t xml:space="preserve">, and for multiples of both print </w:t>
       </w:r>
       <w:r>
         <w:rPr>
           <w:rFonts w:ascii="Consolas" w:hAnsi="Consolas"/>
+          <w:b w:val="0"/>
+          <w:i w:val="0"/>
           <w:sz w:val="19"/>
         </w:rPr>
         <w:t>FizzBuzz</w:t>
       </w:r>
       <w:r>
+        <w:rPr>
+          <w:b w:val="0"/>
+          <w:i w:val="0"/>
+        </w:rPr>
         <w:t>.</w:t>
       </w:r>
     </w:p>
@@ -415,6 +598,7 @@
       <w:r>
         <w:rPr>
           <w:b/>
+          <w:i w:val="0"/>
         </w:rPr>
         <w:t>Example (first lines)</w:t>
       </w:r>
@@ -443,6 +627,7 @@
       <w:r>
         <w:rPr>
           <w:b/>
+          <w:i w:val="0"/>
         </w:rPr>
         <w:t>Solution</w:t>
       </w:r>
@@ -477,44 +662,70 @@
     </w:p>
     <w:p>
       <w:r>
+        <w:rPr>
+          <w:b w:val="0"/>
+          <w:i w:val="0"/>
+        </w:rPr>
         <w:t xml:space="preserve">Check the </w:t>
       </w:r>
       <w:r>
         <w:rPr>
+          <w:b w:val="0"/>
           <w:i/>
         </w:rPr>
         <w:t>combined</w:t>
       </w:r>
       <w:r>
+        <w:rPr>
+          <w:b w:val="0"/>
+          <w:i w:val="0"/>
+        </w:rPr>
         <w:t xml:space="preserve"> condition (</w:t>
       </w:r>
       <w:r>
         <w:rPr>
           <w:rFonts w:ascii="Consolas" w:hAnsi="Consolas"/>
+          <w:b w:val="0"/>
+          <w:i w:val="0"/>
           <w:sz w:val="19"/>
         </w:rPr>
         <w:t>Fizz</w:t>
       </w:r>
       <w:r>
+        <w:rPr>
+          <w:b w:val="0"/>
+          <w:i w:val="0"/>
+        </w:rPr>
         <w:t xml:space="preserve"> </w:t>
       </w:r>
       <w:r>
         <w:rPr>
           <w:b/>
+          <w:i w:val="0"/>
         </w:rPr>
         <w:t>and</w:t>
       </w:r>
       <w:r>
+        <w:rPr>
+          <w:b w:val="0"/>
+          <w:i w:val="0"/>
+        </w:rPr>
         <w:t xml:space="preserve"> </w:t>
       </w:r>
       <w:r>
         <w:rPr>
           <w:rFonts w:ascii="Consolas" w:hAnsi="Consolas"/>
+          <w:b w:val="0"/>
+          <w:i w:val="0"/>
           <w:sz w:val="19"/>
         </w:rPr>
         <w:t>Buzz</w:t>
       </w:r>
       <w:r>
+        <w:rPr>
+          <w:b w:val="0"/>
+          <w:i w:val="0"/>
+        </w:rPr>
         <w:t>) first, otherwise multiples of 15 would only ever match the single conditions.</w:t>
       </w:r>
     </w:p>
@@ -523,6 +734,10 @@
         <w:pStyle w:val="Heading3"/>
       </w:pPr>
       <w:r>
+        <w:rPr>
+          <w:b w:val="0"/>
+          <w:i w:val="0"/>
+        </w:rPr>
         <w:t>Challenge 1.3 — Times Table Grid ★★★</w:t>
       </w:r>
     </w:p>
@@ -530,10 +745,15 @@
       <w:r>
         <w:rPr>
           <w:b/>
+          <w:i w:val="0"/>
         </w:rPr>
         <w:t>Task:</w:t>
       </w:r>
       <w:r>
+        <w:rPr>
+          <w:b w:val="0"/>
+          <w:i w:val="0"/>
+        </w:rPr>
         <w:t xml:space="preserve"> Print a 12 × 12 multiplication grid, neatly aligned in columns.</w:t>
       </w:r>
     </w:p>
@@ -541,6 +761,7 @@
       <w:r>
         <w:rPr>
           <w:b/>
+          <w:i w:val="0"/>
         </w:rPr>
         <w:t>Example (first rows)</w:t>
       </w:r>
@@ -565,6 +786,7 @@
       <w:r>
         <w:rPr>
           <w:b/>
+          <w:i w:val="0"/>
         </w:rPr>
         <w:t>Solution</w:t>
       </w:r>
@@ -593,25 +815,40 @@
     </w:p>
     <w:p>
       <w:r>
+        <w:rPr>
+          <w:b w:val="0"/>
+          <w:i w:val="0"/>
+        </w:rPr>
         <w:t xml:space="preserve">A </w:t>
       </w:r>
       <w:r>
         <w:rPr>
           <w:b/>
+          <w:i w:val="0"/>
         </w:rPr>
         <w:t>nested loop</w:t>
       </w:r>
       <w:r>
+        <w:rPr>
+          <w:b w:val="0"/>
+          <w:i w:val="0"/>
+        </w:rPr>
         <w:t xml:space="preserve">: the outer loop handles each row, the inner loop builds that row's columns. </w:t>
       </w:r>
       <w:r>
         <w:rPr>
           <w:rFonts w:ascii="Consolas" w:hAnsi="Consolas"/>
+          <w:b w:val="0"/>
+          <w:i w:val="0"/>
           <w:sz w:val="19"/>
         </w:rPr>
         <w:t>rjust(4)</w:t>
       </w:r>
       <w:r>
+        <w:rPr>
+          <w:b w:val="0"/>
+          <w:i w:val="0"/>
+        </w:rPr>
         <w:t xml:space="preserve"> pads each number to 4 characters so the columns line up.</w:t>
       </w:r>
     </w:p>
@@ -627,11 +864,19 @@
         <w:pStyle w:val="Heading2"/>
       </w:pPr>
       <w:r>
+        <w:rPr>
+          <w:b w:val="0"/>
+          <w:i w:val="0"/>
+        </w:rPr>
         <w:t>Skill 2 — String Manipulation</w:t>
       </w:r>
     </w:p>
     <w:p>
       <w:r>
+        <w:rPr>
+          <w:b w:val="0"/>
+          <w:i w:val="0"/>
+        </w:rPr>
         <w:t>Strings are sequences of characters. You should be fluent with indexing, slicing, length, case conversion and concatenation.</w:t>
       </w:r>
     </w:p>
@@ -640,6 +885,10 @@
         <w:pStyle w:val="Heading3"/>
       </w:pPr>
       <w:r>
+        <w:rPr>
+          <w:b w:val="0"/>
+          <w:i w:val="0"/>
+        </w:rPr>
         <w:t>Challenge 2.1 — Reverse a String ★</w:t>
       </w:r>
     </w:p>
@@ -647,10 +896,15 @@
       <w:r>
         <w:rPr>
           <w:b/>
+          <w:i w:val="0"/>
         </w:rPr>
         <w:t>Task:</w:t>
       </w:r>
       <w:r>
+        <w:rPr>
+          <w:b w:val="0"/>
+          <w:i w:val="0"/>
+        </w:rPr>
         <w:t xml:space="preserve"> Read a word and print it backwards.</w:t>
       </w:r>
     </w:p>
@@ -658,6 +912,7 @@
       <w:r>
         <w:rPr>
           <w:b/>
+          <w:i w:val="0"/>
         </w:rPr>
         <w:t>Example</w:t>
       </w:r>
@@ -680,6 +935,7 @@
       <w:r>
         <w:rPr>
           <w:b/>
+          <w:i w:val="0"/>
         </w:rPr>
         <w:t>Solution</w:t>
       </w:r>
@@ -700,16 +956,26 @@
     </w:p>
     <w:p>
       <w:r>
+        <w:rPr>
+          <w:b w:val="0"/>
+          <w:i w:val="0"/>
+        </w:rPr>
         <w:t xml:space="preserve">The slice </w:t>
       </w:r>
       <w:r>
         <w:rPr>
           <w:rFonts w:ascii="Consolas" w:hAnsi="Consolas"/>
+          <w:b w:val="0"/>
+          <w:i w:val="0"/>
           <w:sz w:val="19"/>
         </w:rPr>
         <w:t>[::-1]</w:t>
       </w:r>
       <w:r>
+        <w:rPr>
+          <w:b w:val="0"/>
+          <w:i w:val="0"/>
+        </w:rPr>
         <w:t xml:space="preserve"> steps through the string from end to start. A loop equivalent: build a new string by prepending each character.</w:t>
       </w:r>
     </w:p>
@@ -718,6 +984,10 @@
         <w:pStyle w:val="Heading3"/>
       </w:pPr>
       <w:r>
+        <w:rPr>
+          <w:b w:val="0"/>
+          <w:i w:val="0"/>
+        </w:rPr>
         <w:t>Challenge 2.2 — Count Vowels ★★</w:t>
       </w:r>
     </w:p>
@@ -725,10 +995,15 @@
       <w:r>
         <w:rPr>
           <w:b/>
+          <w:i w:val="0"/>
         </w:rPr>
         <w:t>Task:</w:t>
       </w:r>
       <w:r>
+        <w:rPr>
+          <w:b w:val="0"/>
+          <w:i w:val="0"/>
+        </w:rPr>
         <w:t xml:space="preserve"> Read a sentence and report how many vowels (a, e, i, o, u) it contains, ignoring case.</w:t>
       </w:r>
     </w:p>
@@ -736,6 +1011,7 @@
       <w:r>
         <w:rPr>
           <w:b/>
+          <w:i w:val="0"/>
         </w:rPr>
         <w:t>Example</w:t>
       </w:r>
@@ -758,6 +1034,7 @@
       <w:r>
         <w:rPr>
           <w:b/>
+          <w:i w:val="0"/>
         </w:rPr>
         <w:t>Solution</w:t>
       </w:r>
@@ -788,6 +1065,10 @@
     </w:p>
     <w:p>
       <w:r>
+        <w:rPr>
+          <w:b w:val="0"/>
+          <w:i w:val="0"/>
+        </w:rPr>
         <w:t>Converting to lower case first means we only need to test five vowel characters, not ten.</w:t>
       </w:r>
     </w:p>
@@ -796,6 +1077,10 @@
         <w:pStyle w:val="Heading3"/>
       </w:pPr>
       <w:r>
+        <w:rPr>
+          <w:b w:val="0"/>
+          <w:i w:val="0"/>
+        </w:rPr>
         <w:t>Challenge 2.3 — Caesar Cipher ★★★</w:t>
       </w:r>
     </w:p>
@@ -803,10 +1088,15 @@
       <w:r>
         <w:rPr>
           <w:b/>
+          <w:i w:val="0"/>
         </w:rPr>
         <w:t>Task:</w:t>
       </w:r>
       <w:r>
+        <w:rPr>
+          <w:b w:val="0"/>
+          <w:i w:val="0"/>
+        </w:rPr>
         <w:t xml:space="preserve"> Encrypt a lower-case message by shifting each letter forward by a given key (wrapping z → a). Leave non-letters unchanged.</w:t>
       </w:r>
     </w:p>
@@ -814,6 +1104,7 @@
       <w:r>
         <w:rPr>
           <w:b/>
+          <w:i w:val="0"/>
         </w:rPr>
         <w:t>Example</w:t>
       </w:r>
@@ -838,6 +1129,7 @@
       <w:r>
         <w:rPr>
           <w:b/>
+          <w:i w:val="0"/>
         </w:rPr>
         <w:t>Solution</w:t>
       </w:r>
@@ -880,31 +1172,49 @@
       <w:r>
         <w:rPr>
           <w:rFonts w:ascii="Consolas" w:hAnsi="Consolas"/>
+          <w:b w:val="0"/>
+          <w:i w:val="0"/>
           <w:sz w:val="19"/>
         </w:rPr>
         <w:t>ord()</w:t>
       </w:r>
       <w:r>
+        <w:rPr>
+          <w:b w:val="0"/>
+          <w:i w:val="0"/>
+        </w:rPr>
         <w:t xml:space="preserve"> gives a character's ASCII code and </w:t>
       </w:r>
       <w:r>
         <w:rPr>
           <w:rFonts w:ascii="Consolas" w:hAnsi="Consolas"/>
+          <w:b w:val="0"/>
+          <w:i w:val="0"/>
           <w:sz w:val="19"/>
         </w:rPr>
         <w:t>chr()</w:t>
       </w:r>
       <w:r>
+        <w:rPr>
+          <w:b w:val="0"/>
+          <w:i w:val="0"/>
+        </w:rPr>
         <w:t xml:space="preserve"> reverses it. The </w:t>
       </w:r>
       <w:r>
         <w:rPr>
           <w:rFonts w:ascii="Consolas" w:hAnsi="Consolas"/>
+          <w:b w:val="0"/>
+          <w:i w:val="0"/>
           <w:sz w:val="19"/>
         </w:rPr>
         <w:t>% 26</w:t>
       </w:r>
       <w:r>
+        <w:rPr>
+          <w:b w:val="0"/>
+          <w:i w:val="0"/>
+        </w:rPr>
         <w:t xml:space="preserve"> makes the shift wrap around the 26-letter alphabet.</w:t>
       </w:r>
     </w:p>
@@ -920,29 +1230,47 @@
         <w:pStyle w:val="Heading2"/>
       </w:pPr>
       <w:r>
+        <w:rPr>
+          <w:b w:val="0"/>
+          <w:i w:val="0"/>
+        </w:rPr>
         <w:t>Skill 3 — Arrays / Lists and 2D Lists</w:t>
       </w:r>
     </w:p>
     <w:p>
       <w:r>
+        <w:rPr>
+          <w:b w:val="0"/>
+          <w:i w:val="0"/>
+        </w:rPr>
         <w:t xml:space="preserve">In OCR pseudocode these are </w:t>
       </w:r>
       <w:r>
         <w:rPr>
           <w:b/>
+          <w:i w:val="0"/>
         </w:rPr>
         <w:t>arrays</w:t>
       </w:r>
       <w:r>
+        <w:rPr>
+          <w:b w:val="0"/>
+          <w:i w:val="0"/>
+        </w:rPr>
         <w:t xml:space="preserve">; in Python they are </w:t>
       </w:r>
       <w:r>
         <w:rPr>
           <w:b/>
+          <w:i w:val="0"/>
         </w:rPr>
         <w:t>lists</w:t>
       </w:r>
       <w:r>
+        <w:rPr>
+          <w:b w:val="0"/>
+          <w:i w:val="0"/>
+        </w:rPr>
         <w:t>. A 2D list is a list of lists — used for grids, tables and game boards.</w:t>
       </w:r>
     </w:p>
@@ -951,6 +1279,10 @@
         <w:pStyle w:val="Heading3"/>
       </w:pPr>
       <w:r>
+        <w:rPr>
+          <w:b w:val="0"/>
+          <w:i w:val="0"/>
+        </w:rPr>
         <w:t>Challenge 3.1 — Sum and Average ★</w:t>
       </w:r>
     </w:p>
@@ -958,10 +1290,15 @@
       <w:r>
         <w:rPr>
           <w:b/>
+          <w:i w:val="0"/>
         </w:rPr>
         <w:t>Task:</w:t>
       </w:r>
       <w:r>
+        <w:rPr>
+          <w:b w:val="0"/>
+          <w:i w:val="0"/>
+        </w:rPr>
         <w:t xml:space="preserve"> Given a list of numbers, print the total and the average.</w:t>
       </w:r>
     </w:p>
@@ -969,6 +1306,7 @@
       <w:r>
         <w:rPr>
           <w:b/>
+          <w:i w:val="0"/>
         </w:rPr>
         <w:t>Example</w:t>
       </w:r>
@@ -989,6 +1327,7 @@
       <w:r>
         <w:rPr>
           <w:b/>
+          <w:i w:val="0"/>
         </w:rPr>
         <w:t>Solution</w:t>
       </w:r>
@@ -1015,41 +1354,65 @@
       <w:r>
         <w:rPr>
           <w:rFonts w:ascii="Consolas" w:hAnsi="Consolas"/>
+          <w:b w:val="0"/>
+          <w:i w:val="0"/>
           <w:sz w:val="19"/>
         </w:rPr>
         <w:t>len()</w:t>
       </w:r>
       <w:r>
+        <w:rPr>
+          <w:b w:val="0"/>
+          <w:i w:val="0"/>
+        </w:rPr>
         <w:t xml:space="preserve"> gives the number of elements. Doing it by hand: a running </w:t>
       </w:r>
       <w:r>
         <w:rPr>
           <w:rFonts w:ascii="Consolas" w:hAnsi="Consolas"/>
+          <w:b w:val="0"/>
+          <w:i w:val="0"/>
           <w:sz w:val="19"/>
         </w:rPr>
         <w:t>total</w:t>
       </w:r>
       <w:r>
+        <w:rPr>
+          <w:b w:val="0"/>
+          <w:i w:val="0"/>
+        </w:rPr>
         <w:t xml:space="preserve"> accumulated in a </w:t>
       </w:r>
       <w:r>
         <w:rPr>
           <w:rFonts w:ascii="Consolas" w:hAnsi="Consolas"/>
+          <w:b w:val="0"/>
+          <w:i w:val="0"/>
           <w:sz w:val="19"/>
         </w:rPr>
         <w:t>for</w:t>
       </w:r>
       <w:r>
+        <w:rPr>
+          <w:b w:val="0"/>
+          <w:i w:val="0"/>
+        </w:rPr>
         <w:t xml:space="preserve"> loop, then divided by </w:t>
       </w:r>
       <w:r>
         <w:rPr>
           <w:rFonts w:ascii="Consolas" w:hAnsi="Consolas"/>
+          <w:b w:val="0"/>
+          <w:i w:val="0"/>
           <w:sz w:val="19"/>
         </w:rPr>
         <w:t>len(numbers)</w:t>
       </w:r>
       <w:r>
+        <w:rPr>
+          <w:b w:val="0"/>
+          <w:i w:val="0"/>
+        </w:rPr>
         <w:t>.</w:t>
       </w:r>
     </w:p>
@@ -1058,16 +1421,26 @@
         <w:pStyle w:val="Heading3"/>
       </w:pPr>
       <w:r>
+        <w:rPr>
+          <w:b w:val="0"/>
+          <w:i w:val="0"/>
+        </w:rPr>
         <w:t xml:space="preserve">Challenge 3.2 — Find the Maximum (without </w:t>
       </w:r>
       <w:r>
         <w:rPr>
           <w:rFonts w:ascii="Consolas" w:hAnsi="Consolas"/>
+          <w:b w:val="0"/>
+          <w:i w:val="0"/>
           <w:sz w:val="19"/>
         </w:rPr>
         <w:t>max</w:t>
       </w:r>
       <w:r>
+        <w:rPr>
+          <w:b w:val="0"/>
+          <w:i w:val="0"/>
+        </w:rPr>
         <w:t>) ★★</w:t>
       </w:r>
     </w:p>
@@ -1075,29 +1448,45 @@
       <w:r>
         <w:rPr>
           <w:b/>
+          <w:i w:val="0"/>
         </w:rPr>
         <w:t>Task:</w:t>
       </w:r>
       <w:r>
+        <w:rPr>
+          <w:b w:val="0"/>
+          <w:i w:val="0"/>
+        </w:rPr>
         <w:t xml:space="preserve"> Find the largest value in a list </w:t>
       </w:r>
       <w:r>
         <w:rPr>
           <w:b/>
+          <w:i w:val="0"/>
         </w:rPr>
         <w:t>without</w:t>
       </w:r>
       <w:r>
+        <w:rPr>
+          <w:b w:val="0"/>
+          <w:i w:val="0"/>
+        </w:rPr>
         <w:t xml:space="preserve"> using the built-in </w:t>
       </w:r>
       <w:r>
         <w:rPr>
           <w:rFonts w:ascii="Consolas" w:hAnsi="Consolas"/>
+          <w:b w:val="0"/>
+          <w:i w:val="0"/>
           <w:sz w:val="19"/>
         </w:rPr>
         <w:t>max()</w:t>
       </w:r>
       <w:r>
+        <w:rPr>
+          <w:b w:val="0"/>
+          <w:i w:val="0"/>
+        </w:rPr>
         <w:t xml:space="preserve"> function.</w:t>
       </w:r>
     </w:p>
@@ -1105,6 +1494,7 @@
       <w:r>
         <w:rPr>
           <w:b/>
+          <w:i w:val="0"/>
         </w:rPr>
         <w:t>Example</w:t>
       </w:r>
@@ -1125,6 +1515,7 @@
       <w:r>
         <w:rPr>
           <w:b/>
+          <w:i w:val="0"/>
         </w:rPr>
         <w:t>Solution</w:t>
       </w:r>
@@ -1153,6 +1544,10 @@
     </w:p>
     <w:p>
       <w:r>
+        <w:rPr>
+          <w:b w:val="0"/>
+          <w:i w:val="0"/>
+        </w:rPr>
         <w:t>Assume the first element is the largest, then update whenever a bigger value is found. This linear-scan pattern is exactly how a max-finding algorithm works.</w:t>
       </w:r>
     </w:p>
@@ -1161,6 +1556,10 @@
         <w:pStyle w:val="Heading3"/>
       </w:pPr>
       <w:r>
+        <w:rPr>
+          <w:b w:val="0"/>
+          <w:i w:val="0"/>
+        </w:rPr>
         <w:t>Challenge 3.3 — 2D Grid Row Totals ★★★</w:t>
       </w:r>
     </w:p>
@@ -1168,10 +1567,15 @@
       <w:r>
         <w:rPr>
           <w:b/>
+          <w:i w:val="0"/>
         </w:rPr>
         <w:t>Task:</w:t>
       </w:r>
       <w:r>
+        <w:rPr>
+          <w:b w:val="0"/>
+          <w:i w:val="0"/>
+        </w:rPr>
         <w:t xml:space="preserve"> Given a 2D list (a table of numbers), print the total of each row.</w:t>
       </w:r>
     </w:p>
@@ -1179,6 +1583,7 @@
       <w:r>
         <w:rPr>
           <w:b/>
+          <w:i w:val="0"/>
         </w:rPr>
         <w:t>Example</w:t>
       </w:r>
@@ -1209,6 +1614,7 @@
       <w:r>
         <w:rPr>
           <w:b/>
+          <w:i w:val="0"/>
         </w:rPr>
         <w:t>Solution</w:t>
       </w:r>
@@ -1244,16 +1650,26 @@
     </w:p>
     <w:p>
       <w:r>
+        <w:rPr>
+          <w:b w:val="0"/>
+          <w:i w:val="0"/>
+        </w:rPr>
         <w:t xml:space="preserve">A 2D list is indexed </w:t>
       </w:r>
       <w:r>
         <w:rPr>
           <w:rFonts w:ascii="Consolas" w:hAnsi="Consolas"/>
+          <w:b w:val="0"/>
+          <w:i w:val="0"/>
           <w:sz w:val="19"/>
         </w:rPr>
         <w:t>grid[row][column]</w:t>
       </w:r>
       <w:r>
+        <w:rPr>
+          <w:b w:val="0"/>
+          <w:i w:val="0"/>
+        </w:rPr>
         <w:t>. The outer loop selects a row; the inner loop walks across that row's columns.</w:t>
       </w:r>
     </w:p>
@@ -1261,6 +1677,7 @@
       <w:r>
         <w:rPr>
           <w:b/>
+          <w:i w:val="0"/>
         </w:rPr>
         <w:t>OCR pseudocode</w:t>
       </w:r>
@@ -1301,47 +1718,75 @@
         <w:pStyle w:val="Heading2"/>
       </w:pPr>
       <w:r>
+        <w:rPr>
+          <w:b w:val="0"/>
+          <w:i w:val="0"/>
+        </w:rPr>
         <w:t>Skill 4 — Functions and Procedures</w:t>
       </w:r>
     </w:p>
     <w:p>
       <w:r>
+        <w:rPr>
+          <w:b w:val="0"/>
+          <w:i w:val="0"/>
+        </w:rPr>
         <w:t xml:space="preserve">A </w:t>
       </w:r>
       <w:r>
         <w:rPr>
           <w:b/>
+          <w:i w:val="0"/>
         </w:rPr>
         <w:t>function</w:t>
       </w:r>
       <w:r>
+        <w:rPr>
+          <w:b w:val="0"/>
+          <w:i w:val="0"/>
+        </w:rPr>
         <w:t xml:space="preserve"> returns a value; a </w:t>
       </w:r>
       <w:r>
         <w:rPr>
           <w:b/>
+          <w:i w:val="0"/>
         </w:rPr>
         <w:t>procedure</w:t>
       </w:r>
       <w:r>
+        <w:rPr>
+          <w:b w:val="0"/>
+          <w:i w:val="0"/>
+        </w:rPr>
         <w:t xml:space="preserve"> performs an action but returns nothing. Both can take </w:t>
       </w:r>
       <w:r>
         <w:rPr>
           <w:b/>
+          <w:i w:val="0"/>
         </w:rPr>
         <w:t>parameters</w:t>
       </w:r>
       <w:r>
+        <w:rPr>
+          <w:b w:val="0"/>
+          <w:i w:val="0"/>
+        </w:rPr>
         <w:t xml:space="preserve">. Using them well is essential for the NEA's </w:t>
       </w:r>
       <w:r>
         <w:rPr>
+          <w:b w:val="0"/>
           <w:i/>
         </w:rPr>
         <w:t>modular</w:t>
       </w:r>
       <w:r>
+        <w:rPr>
+          <w:b w:val="0"/>
+          <w:i w:val="0"/>
+        </w:rPr>
         <w:t xml:space="preserve"> design and decomposition marks.</w:t>
       </w:r>
     </w:p>
@@ -1350,6 +1795,10 @@
         <w:pStyle w:val="Heading3"/>
       </w:pPr>
       <w:r>
+        <w:rPr>
+          <w:b w:val="0"/>
+          <w:i w:val="0"/>
+        </w:rPr>
         <w:t>Challenge 4.1 — Area of a Rectangle ★</w:t>
       </w:r>
     </w:p>
@@ -1357,29 +1806,45 @@
       <w:r>
         <w:rPr>
           <w:b/>
+          <w:i w:val="0"/>
         </w:rPr>
         <w:t>Task:</w:t>
       </w:r>
       <w:r>
+        <w:rPr>
+          <w:b w:val="0"/>
+          <w:i w:val="0"/>
+        </w:rPr>
         <w:t xml:space="preserve"> Write a function </w:t>
       </w:r>
       <w:r>
         <w:rPr>
           <w:rFonts w:ascii="Consolas" w:hAnsi="Consolas"/>
+          <w:b w:val="0"/>
+          <w:i w:val="0"/>
           <w:sz w:val="19"/>
         </w:rPr>
         <w:t>area(width, height)</w:t>
       </w:r>
       <w:r>
+        <w:rPr>
+          <w:b w:val="0"/>
+          <w:i w:val="0"/>
+        </w:rPr>
         <w:t xml:space="preserve"> that </w:t>
       </w:r>
       <w:r>
         <w:rPr>
           <w:b/>
+          <w:i w:val="0"/>
         </w:rPr>
         <w:t>returns</w:t>
       </w:r>
       <w:r>
+        <w:rPr>
+          <w:b w:val="0"/>
+          <w:i w:val="0"/>
+        </w:rPr>
         <w:t xml:space="preserve"> the area, then call it and print the result.</w:t>
       </w:r>
     </w:p>
@@ -1387,6 +1852,7 @@
       <w:r>
         <w:rPr>
           <w:b/>
+          <w:i w:val="0"/>
         </w:rPr>
         <w:t>Example</w:t>
       </w:r>
@@ -1407,6 +1873,7 @@
       <w:r>
         <w:rPr>
           <w:b/>
+          <w:i w:val="0"/>
         </w:rPr>
         <w:t>Solution</w:t>
       </w:r>
@@ -1432,69 +1899,109 @@
       <w:r>
         <w:rPr>
           <w:rFonts w:ascii="Consolas" w:hAnsi="Consolas"/>
+          <w:b w:val="0"/>
+          <w:i w:val="0"/>
           <w:sz w:val="19"/>
         </w:rPr>
         <w:t>width</w:t>
       </w:r>
       <w:r>
+        <w:rPr>
+          <w:b w:val="0"/>
+          <w:i w:val="0"/>
+        </w:rPr>
         <w:t xml:space="preserve"> and </w:t>
       </w:r>
       <w:r>
         <w:rPr>
           <w:rFonts w:ascii="Consolas" w:hAnsi="Consolas"/>
+          <w:b w:val="0"/>
+          <w:i w:val="0"/>
           <w:sz w:val="19"/>
         </w:rPr>
         <w:t>height</w:t>
       </w:r>
       <w:r>
+        <w:rPr>
+          <w:b w:val="0"/>
+          <w:i w:val="0"/>
+        </w:rPr>
         <w:t xml:space="preserve"> are </w:t>
       </w:r>
       <w:r>
         <w:rPr>
           <w:b/>
+          <w:i w:val="0"/>
         </w:rPr>
         <w:t>parameters</w:t>
       </w:r>
       <w:r>
+        <w:rPr>
+          <w:b w:val="0"/>
+          <w:i w:val="0"/>
+        </w:rPr>
         <w:t xml:space="preserve">; </w:t>
       </w:r>
       <w:r>
         <w:rPr>
           <w:rFonts w:ascii="Consolas" w:hAnsi="Consolas"/>
+          <w:b w:val="0"/>
+          <w:i w:val="0"/>
           <w:sz w:val="19"/>
         </w:rPr>
         <w:t>5</w:t>
       </w:r>
       <w:r>
+        <w:rPr>
+          <w:b w:val="0"/>
+          <w:i w:val="0"/>
+        </w:rPr>
         <w:t xml:space="preserve"> and </w:t>
       </w:r>
       <w:r>
         <w:rPr>
           <w:rFonts w:ascii="Consolas" w:hAnsi="Consolas"/>
+          <w:b w:val="0"/>
+          <w:i w:val="0"/>
           <w:sz w:val="19"/>
         </w:rPr>
         <w:t>3</w:t>
       </w:r>
       <w:r>
+        <w:rPr>
+          <w:b w:val="0"/>
+          <w:i w:val="0"/>
+        </w:rPr>
         <w:t xml:space="preserve"> are the </w:t>
       </w:r>
       <w:r>
         <w:rPr>
           <w:b/>
+          <w:i w:val="0"/>
         </w:rPr>
         <w:t>arguments</w:t>
       </w:r>
       <w:r>
+        <w:rPr>
+          <w:b w:val="0"/>
+          <w:i w:val="0"/>
+        </w:rPr>
         <w:t xml:space="preserve"> passed in. </w:t>
       </w:r>
       <w:r>
         <w:rPr>
           <w:rFonts w:ascii="Consolas" w:hAnsi="Consolas"/>
+          <w:b w:val="0"/>
+          <w:i w:val="0"/>
           <w:sz w:val="19"/>
         </w:rPr>
         <w:t>return</w:t>
       </w:r>
       <w:r>
+        <w:rPr>
+          <w:b w:val="0"/>
+          <w:i w:val="0"/>
+        </w:rPr>
         <w:t xml:space="preserve"> sends the result back to the caller.</w:t>
       </w:r>
     </w:p>
@@ -1503,6 +2010,10 @@
         <w:pStyle w:val="Heading3"/>
       </w:pPr>
       <w:r>
+        <w:rPr>
+          <w:b w:val="0"/>
+          <w:i w:val="0"/>
+        </w:rPr>
         <w:t>Challenge 4.2 — Procedure vs Function ★★</w:t>
       </w:r>
     </w:p>
@@ -1510,66 +2021,103 @@
       <w:r>
         <w:rPr>
           <w:b/>
+          <w:i w:val="0"/>
         </w:rPr>
         <w:t>Task:</w:t>
       </w:r>
       <w:r>
+        <w:rPr>
+          <w:b w:val="0"/>
+          <w:i w:val="0"/>
+        </w:rPr>
         <w:t xml:space="preserve"> Write a </w:t>
       </w:r>
       <w:r>
         <w:rPr>
           <w:b/>
+          <w:i w:val="0"/>
         </w:rPr>
         <w:t>procedure</w:t>
       </w:r>
       <w:r>
+        <w:rPr>
+          <w:b w:val="0"/>
+          <w:i w:val="0"/>
+        </w:rPr>
         <w:t xml:space="preserve"> </w:t>
       </w:r>
       <w:r>
         <w:rPr>
           <w:rFonts w:ascii="Consolas" w:hAnsi="Consolas"/>
+          <w:b w:val="0"/>
+          <w:i w:val="0"/>
           <w:sz w:val="19"/>
         </w:rPr>
         <w:t>greet(name)</w:t>
       </w:r>
       <w:r>
+        <w:rPr>
+          <w:b w:val="0"/>
+          <w:i w:val="0"/>
+        </w:rPr>
         <w:t xml:space="preserve"> that </w:t>
       </w:r>
       <w:r>
         <w:rPr>
+          <w:b w:val="0"/>
           <w:i/>
         </w:rPr>
         <w:t>prints</w:t>
       </w:r>
       <w:r>
+        <w:rPr>
+          <w:b w:val="0"/>
+          <w:i w:val="0"/>
+        </w:rPr>
         <w:t xml:space="preserve"> a greeting (returns nothing), and a </w:t>
       </w:r>
       <w:r>
         <w:rPr>
           <w:b/>
+          <w:i w:val="0"/>
         </w:rPr>
         <w:t>function</w:t>
       </w:r>
       <w:r>
+        <w:rPr>
+          <w:b w:val="0"/>
+          <w:i w:val="0"/>
+        </w:rPr>
         <w:t xml:space="preserve"> </w:t>
       </w:r>
       <w:r>
         <w:rPr>
           <w:rFonts w:ascii="Consolas" w:hAnsi="Consolas"/>
+          <w:b w:val="0"/>
+          <w:i w:val="0"/>
           <w:sz w:val="19"/>
         </w:rPr>
         <w:t>make_greeting(name)</w:t>
       </w:r>
       <w:r>
+        <w:rPr>
+          <w:b w:val="0"/>
+          <w:i w:val="0"/>
+        </w:rPr>
         <w:t xml:space="preserve"> that </w:t>
       </w:r>
       <w:r>
         <w:rPr>
+          <w:b w:val="0"/>
           <w:i/>
         </w:rPr>
         <w:t>returns</w:t>
       </w:r>
       <w:r>
+        <w:rPr>
+          <w:b w:val="0"/>
+          <w:i w:val="0"/>
+        </w:rPr>
         <w:t xml:space="preserve"> the greeting string. Show that only the function's result can be stored in a variable.</w:t>
       </w:r>
     </w:p>
@@ -1577,6 +2125,7 @@
       <w:r>
         <w:rPr>
           <w:b/>
+          <w:i w:val="0"/>
         </w:rPr>
         <w:t>Example</w:t>
       </w:r>
@@ -1599,6 +2148,7 @@
       <w:r>
         <w:rPr>
           <w:b/>
+          <w:i w:val="0"/>
         </w:rPr>
         <w:t>Solution</w:t>
       </w:r>
@@ -1633,26 +2183,42 @@
     </w:p>
     <w:p>
       <w:r>
+        <w:rPr>
+          <w:b w:val="0"/>
+          <w:i w:val="0"/>
+        </w:rPr>
         <w:t xml:space="preserve">A procedure has no </w:t>
       </w:r>
       <w:r>
         <w:rPr>
           <w:rFonts w:ascii="Consolas" w:hAnsi="Consolas"/>
+          <w:b w:val="0"/>
+          <w:i w:val="0"/>
           <w:sz w:val="19"/>
         </w:rPr>
         <w:t>return</w:t>
       </w:r>
       <w:r>
+        <w:rPr>
+          <w:b w:val="0"/>
+          <w:i w:val="0"/>
+        </w:rPr>
         <w:t xml:space="preserve">, so in Python it implicitly returns </w:t>
       </w:r>
       <w:r>
         <w:rPr>
           <w:rFonts w:ascii="Consolas" w:hAnsi="Consolas"/>
+          <w:b w:val="0"/>
+          <w:i w:val="0"/>
           <w:sz w:val="19"/>
         </w:rPr>
         <w:t>None</w:t>
       </w:r>
       <w:r>
+        <w:rPr>
+          <w:b w:val="0"/>
+          <w:i w:val="0"/>
+        </w:rPr>
         <w:t>. Only a function's returned value is useful to store or reuse.</w:t>
       </w:r>
     </w:p>
@@ -1661,6 +2227,10 @@
         <w:pStyle w:val="Heading3"/>
       </w:pPr>
       <w:r>
+        <w:rPr>
+          <w:b w:val="0"/>
+          <w:i w:val="0"/>
+        </w:rPr>
         <w:t>Challenge 4.3 — Default and Multiple Return Values ★★★</w:t>
       </w:r>
     </w:p>
@@ -1668,39 +2238,61 @@
       <w:r>
         <w:rPr>
           <w:b/>
+          <w:i w:val="0"/>
         </w:rPr>
         <w:t>Task:</w:t>
       </w:r>
       <w:r>
+        <w:rPr>
+          <w:b w:val="0"/>
+          <w:i w:val="0"/>
+        </w:rPr>
         <w:t xml:space="preserve"> Write </w:t>
       </w:r>
       <w:r>
         <w:rPr>
           <w:rFonts w:ascii="Consolas" w:hAnsi="Consolas"/>
+          <w:b w:val="0"/>
+          <w:i w:val="0"/>
           <w:sz w:val="19"/>
         </w:rPr>
         <w:t>divide(a, b)</w:t>
       </w:r>
       <w:r>
+        <w:rPr>
+          <w:b w:val="0"/>
+          <w:i w:val="0"/>
+        </w:rPr>
         <w:t xml:space="preserve"> that returns </w:t>
       </w:r>
       <w:r>
         <w:rPr>
           <w:b/>
+          <w:i w:val="0"/>
         </w:rPr>
         <w:t>both</w:t>
       </w:r>
       <w:r>
+        <w:rPr>
+          <w:b w:val="0"/>
+          <w:i w:val="0"/>
+        </w:rPr>
         <w:t xml:space="preserve"> the quotient and remainder. Give </w:t>
       </w:r>
       <w:r>
         <w:rPr>
           <w:rFonts w:ascii="Consolas" w:hAnsi="Consolas"/>
+          <w:b w:val="0"/>
+          <w:i w:val="0"/>
           <w:sz w:val="19"/>
         </w:rPr>
         <w:t>b</w:t>
       </w:r>
       <w:r>
+        <w:rPr>
+          <w:b w:val="0"/>
+          <w:i w:val="0"/>
+        </w:rPr>
         <w:t xml:space="preserve"> a default value of 1. Handle the example below.</w:t>
       </w:r>
     </w:p>
@@ -1708,6 +2300,7 @@
       <w:r>
         <w:rPr>
           <w:b/>
+          <w:i w:val="0"/>
         </w:rPr>
         <w:t>Example</w:t>
       </w:r>
@@ -1730,6 +2323,7 @@
       <w:r>
         <w:rPr>
           <w:b/>
+          <w:i w:val="0"/>
         </w:rPr>
         <w:t>Solution</w:t>
       </w:r>
@@ -1766,40 +2360,63 @@
       <w:r>
         <w:rPr>
           <w:rFonts w:ascii="Consolas" w:hAnsi="Consolas"/>
+          <w:b w:val="0"/>
+          <w:i w:val="0"/>
           <w:sz w:val="19"/>
         </w:rPr>
         <w:t>b=1</w:t>
       </w:r>
       <w:r>
+        <w:rPr>
+          <w:b w:val="0"/>
+          <w:i w:val="0"/>
+        </w:rPr>
         <w:t xml:space="preserve"> is a </w:t>
       </w:r>
       <w:r>
         <w:rPr>
           <w:b/>
+          <w:i w:val="0"/>
         </w:rPr>
         <w:t>default parameter</w:t>
       </w:r>
       <w:r>
+        <w:rPr>
+          <w:b w:val="0"/>
+          <w:i w:val="0"/>
+        </w:rPr>
         <w:t xml:space="preserve">, used when no second argument is given. Python returns the pair as a tuple, which we unpack into </w:t>
       </w:r>
       <w:r>
         <w:rPr>
           <w:rFonts w:ascii="Consolas" w:hAnsi="Consolas"/>
+          <w:b w:val="0"/>
+          <w:i w:val="0"/>
           <w:sz w:val="19"/>
         </w:rPr>
         <w:t>q</w:t>
       </w:r>
       <w:r>
+        <w:rPr>
+          <w:b w:val="0"/>
+          <w:i w:val="0"/>
+        </w:rPr>
         <w:t xml:space="preserve"> and </w:t>
       </w:r>
       <w:r>
         <w:rPr>
           <w:rFonts w:ascii="Consolas" w:hAnsi="Consolas"/>
+          <w:b w:val="0"/>
+          <w:i w:val="0"/>
           <w:sz w:val="19"/>
         </w:rPr>
         <w:t>r</w:t>
       </w:r>
       <w:r>
+        <w:rPr>
+          <w:b w:val="0"/>
+          <w:i w:val="0"/>
+        </w:rPr>
         <w:t>.</w:t>
       </w:r>
     </w:p>
@@ -1815,38 +2432,61 @@
         <w:pStyle w:val="Heading2"/>
       </w:pPr>
       <w:r>
+        <w:rPr>
+          <w:b w:val="0"/>
+          <w:i w:val="0"/>
+        </w:rPr>
         <w:t>Skill 5 — Variable Scope</w:t>
       </w:r>
     </w:p>
     <w:p>
       <w:r>
+        <w:rPr>
+          <w:b w:val="0"/>
+          <w:i w:val="0"/>
+        </w:rPr>
         <w:t xml:space="preserve">A </w:t>
       </w:r>
       <w:r>
         <w:rPr>
           <w:b/>
+          <w:i w:val="0"/>
         </w:rPr>
         <w:t>local</w:t>
       </w:r>
       <w:r>
+        <w:rPr>
+          <w:b w:val="0"/>
+          <w:i w:val="0"/>
+        </w:rPr>
         <w:t xml:space="preserve"> variable exists only inside the function where it is created. A </w:t>
       </w:r>
       <w:r>
         <w:rPr>
           <w:b/>
+          <w:i w:val="0"/>
         </w:rPr>
         <w:t>global</w:t>
       </w:r>
       <w:r>
+        <w:rPr>
+          <w:b w:val="0"/>
+          <w:i w:val="0"/>
+        </w:rPr>
         <w:t xml:space="preserve"> variable exists for the whole program. Scope is a favourite exam topic — read the next challenge carefully </w:t>
       </w:r>
       <w:r>
         <w:rPr>
+          <w:b w:val="0"/>
           <w:i/>
         </w:rPr>
         <w:t>before</w:t>
       </w:r>
       <w:r>
+        <w:rPr>
+          <w:b w:val="0"/>
+          <w:i w:val="0"/>
+        </w:rPr>
         <w:t xml:space="preserve"> running it.</w:t>
       </w:r>
     </w:p>
@@ -1855,6 +2495,10 @@
         <w:pStyle w:val="Heading3"/>
       </w:pPr>
       <w:r>
+        <w:rPr>
+          <w:b w:val="0"/>
+          <w:i w:val="0"/>
+        </w:rPr>
         <w:t>Challenge 5.1 — Predict the Output ★★</w:t>
       </w:r>
     </w:p>
@@ -1862,19 +2506,29 @@
       <w:r>
         <w:rPr>
           <w:b/>
+          <w:i w:val="0"/>
         </w:rPr>
         <w:t>Task:</w:t>
       </w:r>
       <w:r>
+        <w:rPr>
+          <w:b w:val="0"/>
+          <w:i w:val="0"/>
+        </w:rPr>
         <w:t xml:space="preserve"> </w:t>
       </w:r>
       <w:r>
         <w:rPr>
+          <w:b w:val="0"/>
           <w:i/>
         </w:rPr>
         <w:t>Without running it</w:t>
       </w:r>
       <w:r>
+        <w:rPr>
+          <w:b w:val="0"/>
+          <w:i w:val="0"/>
+        </w:rPr>
         <w:t>, predict what this program prints. Then run it to check.</w:t>
       </w:r>
     </w:p>
@@ -1908,6 +2562,7 @@
       <w:r>
         <w:rPr>
           <w:b/>
+          <w:i w:val="0"/>
         </w:rPr>
         <w:t>Solution</w:t>
       </w:r>
@@ -1928,74 +2583,118 @@
     </w:p>
     <w:p>
       <w:r>
+        <w:rPr>
+          <w:b w:val="0"/>
+          <w:i w:val="0"/>
+        </w:rPr>
         <w:t xml:space="preserve">The </w:t>
       </w:r>
       <w:r>
         <w:rPr>
           <w:rFonts w:ascii="Consolas" w:hAnsi="Consolas"/>
+          <w:b w:val="0"/>
+          <w:i w:val="0"/>
           <w:sz w:val="19"/>
         </w:rPr>
         <w:t>total</w:t>
       </w:r>
       <w:r>
+        <w:rPr>
+          <w:b w:val="0"/>
+          <w:i w:val="0"/>
+        </w:rPr>
         <w:t xml:space="preserve"> inside </w:t>
       </w:r>
       <w:r>
         <w:rPr>
           <w:rFonts w:ascii="Consolas" w:hAnsi="Consolas"/>
+          <w:b w:val="0"/>
+          <w:i w:val="0"/>
           <w:sz w:val="19"/>
         </w:rPr>
         <w:t>add_five</w:t>
       </w:r>
       <w:r>
+        <w:rPr>
+          <w:b w:val="0"/>
+          <w:i w:val="0"/>
+        </w:rPr>
         <w:t xml:space="preserve"> is a </w:t>
       </w:r>
       <w:r>
         <w:rPr>
           <w:b/>
+          <w:i w:val="0"/>
         </w:rPr>
         <w:t>separate local variable</w:t>
       </w:r>
       <w:r>
+        <w:rPr>
+          <w:b w:val="0"/>
+          <w:i w:val="0"/>
+        </w:rPr>
         <w:t xml:space="preserve"> that shadows the global one. Assigning to it does </w:t>
       </w:r>
       <w:r>
         <w:rPr>
           <w:b/>
+          <w:i w:val="0"/>
         </w:rPr>
         <w:t>not</w:t>
       </w:r>
       <w:r>
+        <w:rPr>
+          <w:b w:val="0"/>
+          <w:i w:val="0"/>
+        </w:rPr>
         <w:t xml:space="preserve"> change the global </w:t>
       </w:r>
       <w:r>
         <w:rPr>
           <w:rFonts w:ascii="Consolas" w:hAnsi="Consolas"/>
+          <w:b w:val="0"/>
+          <w:i w:val="0"/>
           <w:sz w:val="19"/>
         </w:rPr>
         <w:t>total</w:t>
       </w:r>
       <w:r>
+        <w:rPr>
+          <w:b w:val="0"/>
+          <w:i w:val="0"/>
+        </w:rPr>
         <w:t xml:space="preserve">, so </w:t>
       </w:r>
       <w:r>
         <w:rPr>
           <w:rFonts w:ascii="Consolas" w:hAnsi="Consolas"/>
+          <w:b w:val="0"/>
+          <w:i w:val="0"/>
           <w:sz w:val="19"/>
         </w:rPr>
         <w:t>Outside</w:t>
       </w:r>
       <w:r>
+        <w:rPr>
+          <w:b w:val="0"/>
+          <w:i w:val="0"/>
+        </w:rPr>
         <w:t xml:space="preserve"> is still </w:t>
       </w:r>
       <w:r>
         <w:rPr>
           <w:rFonts w:ascii="Consolas" w:hAnsi="Consolas"/>
+          <w:b w:val="0"/>
+          <w:i w:val="0"/>
           <w:sz w:val="19"/>
         </w:rPr>
         <w:t>10</w:t>
       </w:r>
       <w:r>
+        <w:rPr>
+          <w:b w:val="0"/>
+          <w:i w:val="0"/>
+        </w:rPr>
         <w:t>. This is the trap: a function cannot accidentally overwrite a global just by sharing its name.</w:t>
       </w:r>
     </w:p>
@@ -2004,6 +2703,10 @@
         <w:pStyle w:val="Heading3"/>
       </w:pPr>
       <w:r>
+        <w:rPr>
+          <w:b w:val="0"/>
+          <w:i w:val="0"/>
+        </w:rPr>
         <w:t>Challenge 5.2 — Local Stays Local ★★</w:t>
       </w:r>
     </w:p>
@@ -2011,19 +2714,29 @@
       <w:r>
         <w:rPr>
           <w:b/>
+          <w:i w:val="0"/>
         </w:rPr>
         <w:t>Task:</w:t>
       </w:r>
       <w:r>
+        <w:rPr>
+          <w:b w:val="0"/>
+          <w:i w:val="0"/>
+        </w:rPr>
         <w:t xml:space="preserve"> Try to access a function's local variable from outside the function and observe what happens. Then fix the design by </w:t>
       </w:r>
       <w:r>
         <w:rPr>
           <w:b/>
+          <w:i w:val="0"/>
         </w:rPr>
         <w:t>returning</w:t>
       </w:r>
       <w:r>
+        <w:rPr>
+          <w:b w:val="0"/>
+          <w:i w:val="0"/>
+        </w:rPr>
         <w:t xml:space="preserve"> the value instead.</w:t>
       </w:r>
     </w:p>
@@ -2031,6 +2744,7 @@
       <w:r>
         <w:rPr>
           <w:b/>
+          <w:i w:val="0"/>
         </w:rPr>
         <w:t>Solution</w:t>
       </w:r>
@@ -2061,35 +2775,56 @@
     </w:p>
     <w:p>
       <w:r>
+        <w:rPr>
+          <w:b w:val="0"/>
+          <w:i w:val="0"/>
+        </w:rPr>
         <w:t xml:space="preserve">A local variable is </w:t>
       </w:r>
       <w:r>
         <w:rPr>
           <w:b/>
+          <w:i w:val="0"/>
         </w:rPr>
         <w:t>destroyed when the function ends</w:t>
       </w:r>
       <w:r>
+        <w:rPr>
+          <w:b w:val="0"/>
+          <w:i w:val="0"/>
+        </w:rPr>
         <w:t xml:space="preserve">. The right way to get data out of a function is to </w:t>
       </w:r>
       <w:r>
         <w:rPr>
           <w:rFonts w:ascii="Consolas" w:hAnsi="Consolas"/>
+          <w:b w:val="0"/>
+          <w:i w:val="0"/>
           <w:sz w:val="19"/>
         </w:rPr>
         <w:t>return</w:t>
       </w:r>
       <w:r>
+        <w:rPr>
+          <w:b w:val="0"/>
+          <w:i w:val="0"/>
+        </w:rPr>
         <w:t xml:space="preserve"> it — never rely on reaching inside. (</w:t>
       </w:r>
       <w:r>
         <w:rPr>
           <w:rFonts w:ascii="Consolas" w:hAnsi="Consolas"/>
+          <w:b w:val="0"/>
+          <w:i w:val="0"/>
           <w:sz w:val="19"/>
         </w:rPr>
         <w:t>global</w:t>
       </w:r>
       <w:r>
+        <w:rPr>
+          <w:b w:val="0"/>
+          <w:i w:val="0"/>
+        </w:rPr>
         <w:t xml:space="preserve"> exists but is poor practice; prefer parameters and return values for clean, testable NEA code.)</w:t>
       </w:r>
     </w:p>
@@ -2098,16 +2833,26 @@
         <w:pStyle w:val="Heading3"/>
       </w:pPr>
       <w:r>
+        <w:rPr>
+          <w:b w:val="0"/>
+          <w:i w:val="0"/>
+        </w:rPr>
         <w:t xml:space="preserve">Challenge 5.3 — Using </w:t>
       </w:r>
       <w:r>
         <w:rPr>
           <w:rFonts w:ascii="Consolas" w:hAnsi="Consolas"/>
+          <w:b w:val="0"/>
+          <w:i w:val="0"/>
           <w:sz w:val="19"/>
         </w:rPr>
         <w:t>global</w:t>
       </w:r>
       <w:r>
+        <w:rPr>
+          <w:b w:val="0"/>
+          <w:i w:val="0"/>
+        </w:rPr>
         <w:t xml:space="preserve"> (and why to avoid it) ★★★</w:t>
       </w:r>
     </w:p>
@@ -2115,39 +2860,61 @@
       <w:r>
         <w:rPr>
           <w:b/>
+          <w:i w:val="0"/>
         </w:rPr>
         <w:t>Task:</w:t>
       </w:r>
       <w:r>
+        <w:rPr>
+          <w:b w:val="0"/>
+          <w:i w:val="0"/>
+        </w:rPr>
         <w:t xml:space="preserve"> Make a function that </w:t>
       </w:r>
       <w:r>
         <w:rPr>
+          <w:b w:val="0"/>
           <w:i/>
         </w:rPr>
         <w:t>does</w:t>
       </w:r>
       <w:r>
+        <w:rPr>
+          <w:b w:val="0"/>
+          <w:i w:val="0"/>
+        </w:rPr>
         <w:t xml:space="preserve"> modify a global counter using the </w:t>
       </w:r>
       <w:r>
         <w:rPr>
           <w:rFonts w:ascii="Consolas" w:hAnsi="Consolas"/>
+          <w:b w:val="0"/>
+          <w:i w:val="0"/>
           <w:sz w:val="19"/>
         </w:rPr>
         <w:t>global</w:t>
       </w:r>
       <w:r>
+        <w:rPr>
+          <w:b w:val="0"/>
+          <w:i w:val="0"/>
+        </w:rPr>
         <w:t xml:space="preserve"> keyword, then rewrite it without </w:t>
       </w:r>
       <w:r>
         <w:rPr>
           <w:rFonts w:ascii="Consolas" w:hAnsi="Consolas"/>
+          <w:b w:val="0"/>
+          <w:i w:val="0"/>
           <w:sz w:val="19"/>
         </w:rPr>
         <w:t>global</w:t>
       </w:r>
       <w:r>
+        <w:rPr>
+          <w:b w:val="0"/>
+          <w:i w:val="0"/>
+        </w:rPr>
         <w:t xml:space="preserve"> by passing and returning the value. Compare the two designs.</w:t>
       </w:r>
     </w:p>
@@ -2155,6 +2922,7 @@
       <w:r>
         <w:rPr>
           <w:b/>
+          <w:i w:val="0"/>
         </w:rPr>
         <w:t>Solution</w:t>
       </w:r>
@@ -2198,15 +2966,24 @@
     </w:p>
     <w:p>
       <w:r>
+        <w:rPr>
+          <w:b w:val="0"/>
+          <w:i w:val="0"/>
+        </w:rPr>
         <w:t xml:space="preserve">Version A reaches outside itself, which makes the function depend on hidden state and harder to test. Version B is </w:t>
       </w:r>
       <w:r>
         <w:rPr>
           <w:b/>
+          <w:i w:val="0"/>
         </w:rPr>
         <w:t>self-contained</w:t>
       </w:r>
       <w:r>
+        <w:rPr>
+          <w:b w:val="0"/>
+          <w:i w:val="0"/>
+        </w:rPr>
         <w:t>: its output depends only on its input. Examiners and good NEA design favour Version B.</w:t>
       </w:r>
     </w:p>
@@ -2222,47 +2999,75 @@
         <w:pStyle w:val="Heading2"/>
       </w:pPr>
       <w:r>
+        <w:rPr>
+          <w:b w:val="0"/>
+          <w:i w:val="0"/>
+        </w:rPr>
         <w:t>Skill 6 — Pass by Value vs Pass by Reference</w:t>
       </w:r>
     </w:p>
     <w:p>
       <w:r>
+        <w:rPr>
+          <w:b w:val="0"/>
+          <w:i w:val="0"/>
+        </w:rPr>
         <w:t xml:space="preserve">In Python, </w:t>
       </w:r>
       <w:r>
         <w:rPr>
           <w:b/>
+          <w:i w:val="0"/>
         </w:rPr>
         <w:t>immutable</w:t>
       </w:r>
       <w:r>
+        <w:rPr>
+          <w:b w:val="0"/>
+          <w:i w:val="0"/>
+        </w:rPr>
         <w:t xml:space="preserve"> objects (int, float, string, tuple, bool) behave like </w:t>
       </w:r>
       <w:r>
         <w:rPr>
+          <w:b w:val="0"/>
           <w:i/>
         </w:rPr>
         <w:t>pass by value</w:t>
       </w:r>
       <w:r>
+        <w:rPr>
+          <w:b w:val="0"/>
+          <w:i w:val="0"/>
+        </w:rPr>
         <w:t xml:space="preserve"> — the original is unaffected. </w:t>
       </w:r>
       <w:r>
         <w:rPr>
           <w:b/>
+          <w:i w:val="0"/>
         </w:rPr>
         <w:t>Mutable</w:t>
       </w:r>
       <w:r>
+        <w:rPr>
+          <w:b w:val="0"/>
+          <w:i w:val="0"/>
+        </w:rPr>
         <w:t xml:space="preserve"> objects (lists, dictionaries) behave like </w:t>
       </w:r>
       <w:r>
         <w:rPr>
+          <w:b w:val="0"/>
           <w:i/>
         </w:rPr>
         <w:t>pass by reference</w:t>
       </w:r>
       <w:r>
+        <w:rPr>
+          <w:b w:val="0"/>
+          <w:i w:val="0"/>
+        </w:rPr>
         <w:t xml:space="preserve"> — changes inside the function affect the original.</w:t>
       </w:r>
     </w:p>
@@ -2271,6 +3076,10 @@
         <w:pStyle w:val="Heading3"/>
       </w:pPr>
       <w:r>
+        <w:rPr>
+          <w:b w:val="0"/>
+          <w:i w:val="0"/>
+        </w:rPr>
         <w:t>Challenge 6.1 — Numbers Don't Change ★★</w:t>
       </w:r>
     </w:p>
@@ -2278,10 +3087,15 @@
       <w:r>
         <w:rPr>
           <w:b/>
+          <w:i w:val="0"/>
         </w:rPr>
         <w:t>Task:</w:t>
       </w:r>
       <w:r>
+        <w:rPr>
+          <w:b w:val="0"/>
+          <w:i w:val="0"/>
+        </w:rPr>
         <w:t xml:space="preserve"> Predict the output, then run it.</w:t>
       </w:r>
     </w:p>
@@ -2312,6 +3126,7 @@
       <w:r>
         <w:rPr>
           <w:b/>
+          <w:i w:val="0"/>
         </w:rPr>
         <w:t>Solution</w:t>
       </w:r>
@@ -2332,54 +3147,86 @@
     </w:p>
     <w:p>
       <w:r>
+        <w:rPr>
+          <w:b w:val="0"/>
+          <w:i w:val="0"/>
+        </w:rPr>
         <w:t xml:space="preserve">An </w:t>
       </w:r>
       <w:r>
         <w:rPr>
           <w:rFonts w:ascii="Consolas" w:hAnsi="Consolas"/>
+          <w:b w:val="0"/>
+          <w:i w:val="0"/>
           <w:sz w:val="19"/>
         </w:rPr>
         <w:t>int</w:t>
       </w:r>
       <w:r>
+        <w:rPr>
+          <w:b w:val="0"/>
+          <w:i w:val="0"/>
+        </w:rPr>
         <w:t xml:space="preserve"> is </w:t>
       </w:r>
       <w:r>
         <w:rPr>
           <w:b/>
+          <w:i w:val="0"/>
         </w:rPr>
         <w:t>immutable</w:t>
       </w:r>
       <w:r>
+        <w:rPr>
+          <w:b w:val="0"/>
+          <w:i w:val="0"/>
+        </w:rPr>
         <w:t xml:space="preserve">. Inside the function </w:t>
       </w:r>
       <w:r>
         <w:rPr>
           <w:rFonts w:ascii="Consolas" w:hAnsi="Consolas"/>
+          <w:b w:val="0"/>
+          <w:i w:val="0"/>
           <w:sz w:val="19"/>
         </w:rPr>
         <w:t>x</w:t>
       </w:r>
       <w:r>
+        <w:rPr>
+          <w:b w:val="0"/>
+          <w:i w:val="0"/>
+        </w:rPr>
         <w:t xml:space="preserve"> is rebound to a new value, but the caller's </w:t>
       </w:r>
       <w:r>
         <w:rPr>
           <w:rFonts w:ascii="Consolas" w:hAnsi="Consolas"/>
+          <w:b w:val="0"/>
+          <w:i w:val="0"/>
           <w:sz w:val="19"/>
         </w:rPr>
         <w:t>number</w:t>
       </w:r>
       <w:r>
+        <w:rPr>
+          <w:b w:val="0"/>
+          <w:i w:val="0"/>
+        </w:rPr>
         <w:t xml:space="preserve"> is untouched — this is </w:t>
       </w:r>
       <w:r>
         <w:rPr>
+          <w:b w:val="0"/>
           <w:i/>
         </w:rPr>
         <w:t>pass by value</w:t>
       </w:r>
       <w:r>
+        <w:rPr>
+          <w:b w:val="0"/>
+          <w:i w:val="0"/>
+        </w:rPr>
         <w:t xml:space="preserve"> behaviour.</w:t>
       </w:r>
     </w:p>
@@ -2388,6 +3235,10 @@
         <w:pStyle w:val="Heading3"/>
       </w:pPr>
       <w:r>
+        <w:rPr>
+          <w:b w:val="0"/>
+          <w:i w:val="0"/>
+        </w:rPr>
         <w:t>Challenge 6.2 — Lists Do Change ★★</w:t>
       </w:r>
     </w:p>
@@ -2395,10 +3246,15 @@
       <w:r>
         <w:rPr>
           <w:b/>
+          <w:i w:val="0"/>
         </w:rPr>
         <w:t>Task:</w:t>
       </w:r>
       <w:r>
+        <w:rPr>
+          <w:b w:val="0"/>
+          <w:i w:val="0"/>
+        </w:rPr>
         <w:t xml:space="preserve"> Predict the output, then run it.</w:t>
       </w:r>
     </w:p>
@@ -2429,6 +3285,7 @@
       <w:r>
         <w:rPr>
           <w:b/>
+          <w:i w:val="0"/>
         </w:rPr>
         <w:t>Solution</w:t>
       </w:r>
@@ -2449,63 +3306,100 @@
     </w:p>
     <w:p>
       <w:r>
+        <w:rPr>
+          <w:b w:val="0"/>
+          <w:i w:val="0"/>
+        </w:rPr>
         <w:t xml:space="preserve">A list is </w:t>
       </w:r>
       <w:r>
         <w:rPr>
           <w:b/>
+          <w:i w:val="0"/>
         </w:rPr>
         <w:t>mutable</w:t>
       </w:r>
       <w:r>
+        <w:rPr>
+          <w:b w:val="0"/>
+          <w:i w:val="0"/>
+        </w:rPr>
         <w:t xml:space="preserve">. The parameter </w:t>
       </w:r>
       <w:r>
         <w:rPr>
           <w:rFonts w:ascii="Consolas" w:hAnsi="Consolas"/>
+          <w:b w:val="0"/>
+          <w:i w:val="0"/>
           <w:sz w:val="19"/>
         </w:rPr>
         <w:t>my_list</w:t>
       </w:r>
       <w:r>
+        <w:rPr>
+          <w:b w:val="0"/>
+          <w:i w:val="0"/>
+        </w:rPr>
         <w:t xml:space="preserve"> refers to the </w:t>
       </w:r>
       <w:r>
         <w:rPr>
+          <w:b w:val="0"/>
           <w:i/>
         </w:rPr>
         <w:t>same</w:t>
       </w:r>
       <w:r>
+        <w:rPr>
+          <w:b w:val="0"/>
+          <w:i w:val="0"/>
+        </w:rPr>
         <w:t xml:space="preserve"> list object as </w:t>
       </w:r>
       <w:r>
         <w:rPr>
           <w:rFonts w:ascii="Consolas" w:hAnsi="Consolas"/>
+          <w:b w:val="0"/>
+          <w:i w:val="0"/>
           <w:sz w:val="19"/>
         </w:rPr>
         <w:t>data</w:t>
       </w:r>
       <w:r>
+        <w:rPr>
+          <w:b w:val="0"/>
+          <w:i w:val="0"/>
+        </w:rPr>
         <w:t xml:space="preserve">, so </w:t>
       </w:r>
       <w:r>
         <w:rPr>
           <w:rFonts w:ascii="Consolas" w:hAnsi="Consolas"/>
+          <w:b w:val="0"/>
+          <w:i w:val="0"/>
           <w:sz w:val="19"/>
         </w:rPr>
         <w:t>.append()</w:t>
       </w:r>
       <w:r>
+        <w:rPr>
+          <w:b w:val="0"/>
+          <w:i w:val="0"/>
+        </w:rPr>
         <w:t xml:space="preserve"> modifies the original — </w:t>
       </w:r>
       <w:r>
         <w:rPr>
+          <w:b w:val="0"/>
           <w:i/>
         </w:rPr>
         <w:t>pass by reference</w:t>
       </w:r>
       <w:r>
+        <w:rPr>
+          <w:b w:val="0"/>
+          <w:i w:val="0"/>
+        </w:rPr>
         <w:t xml:space="preserve"> behaviour.</w:t>
       </w:r>
     </w:p>
@@ -2514,6 +3408,10 @@
         <w:pStyle w:val="Heading3"/>
       </w:pPr>
       <w:r>
+        <w:rPr>
+          <w:b w:val="0"/>
+          <w:i w:val="0"/>
+        </w:rPr>
         <w:t>Challenge 6.3 — Protect the Original ★★★</w:t>
       </w:r>
     </w:p>
@@ -2521,29 +3419,45 @@
       <w:r>
         <w:rPr>
           <w:b/>
+          <w:i w:val="0"/>
         </w:rPr>
         <w:t>Task:</w:t>
       </w:r>
       <w:r>
+        <w:rPr>
+          <w:b w:val="0"/>
+          <w:i w:val="0"/>
+        </w:rPr>
         <w:t xml:space="preserve"> Write </w:t>
       </w:r>
       <w:r>
         <w:rPr>
           <w:rFonts w:ascii="Consolas" w:hAnsi="Consolas"/>
+          <w:b w:val="0"/>
+          <w:i w:val="0"/>
           <w:sz w:val="19"/>
         </w:rPr>
         <w:t>doubled(values)</w:t>
       </w:r>
       <w:r>
+        <w:rPr>
+          <w:b w:val="0"/>
+          <w:i w:val="0"/>
+        </w:rPr>
         <w:t xml:space="preserve"> that returns a new list with every element doubled </w:t>
       </w:r>
       <w:r>
         <w:rPr>
           <w:b/>
+          <w:i w:val="0"/>
         </w:rPr>
         <w:t>without changing</w:t>
       </w:r>
       <w:r>
+        <w:rPr>
+          <w:b w:val="0"/>
+          <w:i w:val="0"/>
+        </w:rPr>
         <w:t xml:space="preserve"> the original list. Prove the original is unchanged.</w:t>
       </w:r>
     </w:p>
@@ -2551,6 +3465,7 @@
       <w:r>
         <w:rPr>
           <w:b/>
+          <w:i w:val="0"/>
         </w:rPr>
         <w:t>Example</w:t>
       </w:r>
@@ -2571,6 +3486,7 @@
       <w:r>
         <w:rPr>
           <w:b/>
+          <w:i w:val="0"/>
         </w:rPr>
         <w:t>Solution</w:t>
       </w:r>
@@ -2606,25 +3522,40 @@
     </w:p>
     <w:p>
       <w:r>
+        <w:rPr>
+          <w:b w:val="0"/>
+          <w:i w:val="0"/>
+        </w:rPr>
         <w:t xml:space="preserve">Because we create a </w:t>
       </w:r>
       <w:r>
         <w:rPr>
           <w:b/>
+          <w:i w:val="0"/>
         </w:rPr>
         <w:t>new</w:t>
       </w:r>
       <w:r>
+        <w:rPr>
+          <w:b w:val="0"/>
+          <w:i w:val="0"/>
+        </w:rPr>
         <w:t xml:space="preserve"> list rather than mutating the parameter, the caller's list is safe. Making a copy (e.g. </w:t>
       </w:r>
       <w:r>
         <w:rPr>
           <w:rFonts w:ascii="Consolas" w:hAnsi="Consolas"/>
+          <w:b w:val="0"/>
+          <w:i w:val="0"/>
           <w:sz w:val="19"/>
         </w:rPr>
         <w:t>values[:]</w:t>
       </w:r>
       <w:r>
+        <w:rPr>
+          <w:b w:val="0"/>
+          <w:i w:val="0"/>
+        </w:rPr>
         <w:t>) before changing it is a common defensive technique.</w:t>
       </w:r>
     </w:p>
@@ -2640,38 +3571,61 @@
         <w:pStyle w:val="Heading2"/>
       </w:pPr>
       <w:r>
+        <w:rPr>
+          <w:b w:val="0"/>
+          <w:i w:val="0"/>
+        </w:rPr>
         <w:t>Skill 7 — Recursion</w:t>
       </w:r>
     </w:p>
     <w:p>
       <w:r>
+        <w:rPr>
+          <w:b w:val="0"/>
+          <w:i w:val="0"/>
+        </w:rPr>
         <w:t xml:space="preserve">A </w:t>
       </w:r>
       <w:r>
         <w:rPr>
           <w:b/>
+          <w:i w:val="0"/>
         </w:rPr>
         <w:t>recursive</w:t>
       </w:r>
       <w:r>
+        <w:rPr>
+          <w:b w:val="0"/>
+          <w:i w:val="0"/>
+        </w:rPr>
         <w:t xml:space="preserve"> function calls itself, breaking a problem into a smaller version of itself. Every recursion needs a </w:t>
       </w:r>
       <w:r>
         <w:rPr>
           <w:b/>
+          <w:i w:val="0"/>
         </w:rPr>
         <w:t>base case</w:t>
       </w:r>
       <w:r>
+        <w:rPr>
+          <w:b w:val="0"/>
+          <w:i w:val="0"/>
+        </w:rPr>
         <w:t xml:space="preserve"> (when to stop) and a </w:t>
       </w:r>
       <w:r>
         <w:rPr>
           <w:b/>
+          <w:i w:val="0"/>
         </w:rPr>
         <w:t>general/recursive case</w:t>
       </w:r>
       <w:r>
+        <w:rPr>
+          <w:b w:val="0"/>
+          <w:i w:val="0"/>
+        </w:rPr>
         <w:t>.</w:t>
       </w:r>
     </w:p>
@@ -2680,6 +3634,10 @@
         <w:pStyle w:val="Heading3"/>
       </w:pPr>
       <w:r>
+        <w:rPr>
+          <w:b w:val="0"/>
+          <w:i w:val="0"/>
+        </w:rPr>
         <w:t>Challenge 7.1 — Factorial ★★</w:t>
       </w:r>
     </w:p>
@@ -2687,40 +3645,63 @@
       <w:r>
         <w:rPr>
           <w:b/>
+          <w:i w:val="0"/>
         </w:rPr>
         <w:t>Task:</w:t>
       </w:r>
       <w:r>
+        <w:rPr>
+          <w:b w:val="0"/>
+          <w:i w:val="0"/>
+        </w:rPr>
         <w:t xml:space="preserve"> Write a recursive function </w:t>
       </w:r>
       <w:r>
         <w:rPr>
           <w:rFonts w:ascii="Consolas" w:hAnsi="Consolas"/>
+          <w:b w:val="0"/>
+          <w:i w:val="0"/>
           <w:sz w:val="19"/>
         </w:rPr>
         <w:t>factorial(n)</w:t>
       </w:r>
       <w:r>
+        <w:rPr>
+          <w:b w:val="0"/>
+          <w:i w:val="0"/>
+        </w:rPr>
         <w:t xml:space="preserve"> where </w:t>
       </w:r>
       <w:r>
         <w:rPr>
           <w:rFonts w:ascii="Consolas" w:hAnsi="Consolas"/>
+          <w:b w:val="0"/>
+          <w:i w:val="0"/>
           <w:sz w:val="19"/>
         </w:rPr>
         <w:t>factorial(n) = n × (n−1) × ... × 1</w:t>
       </w:r>
       <w:r>
+        <w:rPr>
+          <w:b w:val="0"/>
+          <w:i w:val="0"/>
+        </w:rPr>
         <w:t xml:space="preserve">, and </w:t>
       </w:r>
       <w:r>
         <w:rPr>
           <w:rFonts w:ascii="Consolas" w:hAnsi="Consolas"/>
+          <w:b w:val="0"/>
+          <w:i w:val="0"/>
           <w:sz w:val="19"/>
         </w:rPr>
         <w:t>factorial(0) = 1</w:t>
       </w:r>
       <w:r>
+        <w:rPr>
+          <w:b w:val="0"/>
+          <w:i w:val="0"/>
+        </w:rPr>
         <w:t>.</w:t>
       </w:r>
     </w:p>
@@ -2728,6 +3709,7 @@
       <w:r>
         <w:rPr>
           <w:b/>
+          <w:i w:val="0"/>
         </w:rPr>
         <w:t>Example</w:t>
       </w:r>
@@ -2748,6 +3730,7 @@
       <w:r>
         <w:rPr>
           <w:b/>
+          <w:i w:val="0"/>
         </w:rPr>
         <w:t>Solution</w:t>
       </w:r>
@@ -2777,36 +3760,58 @@
     </w:p>
     <w:p>
       <w:r>
+        <w:rPr>
+          <w:b w:val="0"/>
+          <w:i w:val="0"/>
+        </w:rPr>
         <w:t xml:space="preserve">Each call multiplies </w:t>
       </w:r>
       <w:r>
         <w:rPr>
           <w:rFonts w:ascii="Consolas" w:hAnsi="Consolas"/>
+          <w:b w:val="0"/>
+          <w:i w:val="0"/>
           <w:sz w:val="19"/>
         </w:rPr>
         <w:t>n</w:t>
       </w:r>
       <w:r>
+        <w:rPr>
+          <w:b w:val="0"/>
+          <w:i w:val="0"/>
+        </w:rPr>
         <w:t xml:space="preserve"> by the factorial of </w:t>
       </w:r>
       <w:r>
         <w:rPr>
           <w:rFonts w:ascii="Consolas" w:hAnsi="Consolas"/>
+          <w:b w:val="0"/>
+          <w:i w:val="0"/>
           <w:sz w:val="19"/>
         </w:rPr>
         <w:t>n-1</w:t>
       </w:r>
       <w:r>
+        <w:rPr>
+          <w:b w:val="0"/>
+          <w:i w:val="0"/>
+        </w:rPr>
         <w:t xml:space="preserve">, shrinking towards the base case </w:t>
       </w:r>
       <w:r>
         <w:rPr>
           <w:rFonts w:ascii="Consolas" w:hAnsi="Consolas"/>
+          <w:b w:val="0"/>
+          <w:i w:val="0"/>
           <w:sz w:val="19"/>
         </w:rPr>
         <w:t>n == 0</w:t>
       </w:r>
       <w:r>
+        <w:rPr>
+          <w:b w:val="0"/>
+          <w:i w:val="0"/>
+        </w:rPr>
         <w:t>, which stops the recursion.</w:t>
       </w:r>
     </w:p>
@@ -2815,6 +3820,10 @@
         <w:pStyle w:val="Heading3"/>
       </w:pPr>
       <w:r>
+        <w:rPr>
+          <w:b w:val="0"/>
+          <w:i w:val="0"/>
+        </w:rPr>
         <w:t>Challenge 7.2 — Sum of a List ★★</w:t>
       </w:r>
     </w:p>
@@ -2822,20 +3831,31 @@
       <w:r>
         <w:rPr>
           <w:b/>
+          <w:i w:val="0"/>
         </w:rPr>
         <w:t>Task:</w:t>
       </w:r>
       <w:r>
+        <w:rPr>
+          <w:b w:val="0"/>
+          <w:i w:val="0"/>
+        </w:rPr>
         <w:t xml:space="preserve"> Write a recursive function </w:t>
       </w:r>
       <w:r>
         <w:rPr>
           <w:rFonts w:ascii="Consolas" w:hAnsi="Consolas"/>
+          <w:b w:val="0"/>
+          <w:i w:val="0"/>
           <w:sz w:val="19"/>
         </w:rPr>
         <w:t>list_sum(numbers)</w:t>
       </w:r>
       <w:r>
+        <w:rPr>
+          <w:b w:val="0"/>
+          <w:i w:val="0"/>
+        </w:rPr>
         <w:t xml:space="preserve"> that returns the total of a list.</w:t>
       </w:r>
     </w:p>
@@ -2843,6 +3863,7 @@
       <w:r>
         <w:rPr>
           <w:b/>
+          <w:i w:val="0"/>
         </w:rPr>
         <w:t>Example</w:t>
       </w:r>
@@ -2863,6 +3884,7 @@
       <w:r>
         <w:rPr>
           <w:b/>
+          <w:i w:val="0"/>
         </w:rPr>
         <w:t>Solution</w:t>
       </w:r>
@@ -2892,25 +3914,40 @@
     </w:p>
     <w:p>
       <w:r>
+        <w:rPr>
+          <w:b w:val="0"/>
+          <w:i w:val="0"/>
+        </w:rPr>
         <w:t xml:space="preserve">The result is the first element plus the sum of </w:t>
       </w:r>
       <w:r>
         <w:rPr>
+          <w:b w:val="0"/>
           <w:i/>
         </w:rPr>
         <w:t>the rest</w:t>
       </w:r>
       <w:r>
+        <w:rPr>
+          <w:b w:val="0"/>
+          <w:i w:val="0"/>
+        </w:rPr>
         <w:t xml:space="preserve"> of the list. </w:t>
       </w:r>
       <w:r>
         <w:rPr>
           <w:rFonts w:ascii="Consolas" w:hAnsi="Consolas"/>
+          <w:b w:val="0"/>
+          <w:i w:val="0"/>
           <w:sz w:val="19"/>
         </w:rPr>
         <w:t>numbers[1:]</w:t>
       </w:r>
       <w:r>
+        <w:rPr>
+          <w:b w:val="0"/>
+          <w:i w:val="0"/>
+        </w:rPr>
         <w:t xml:space="preserve"> is the list without its first element, getting shorter each call.</w:t>
       </w:r>
     </w:p>
@@ -2919,6 +3956,10 @@
         <w:pStyle w:val="Heading3"/>
       </w:pPr>
       <w:r>
+        <w:rPr>
+          <w:b w:val="0"/>
+          <w:i w:val="0"/>
+        </w:rPr>
         <w:t>Challenge 7.3 — Fibonacci ★★★</w:t>
       </w:r>
     </w:p>
@@ -2926,40 +3967,63 @@
       <w:r>
         <w:rPr>
           <w:b/>
+          <w:i w:val="0"/>
         </w:rPr>
         <w:t>Task:</w:t>
       </w:r>
       <w:r>
+        <w:rPr>
+          <w:b w:val="0"/>
+          <w:i w:val="0"/>
+        </w:rPr>
         <w:t xml:space="preserve"> Write a recursive </w:t>
       </w:r>
       <w:r>
         <w:rPr>
           <w:rFonts w:ascii="Consolas" w:hAnsi="Consolas"/>
+          <w:b w:val="0"/>
+          <w:i w:val="0"/>
           <w:sz w:val="19"/>
         </w:rPr>
         <w:t>fibonacci(n)</w:t>
       </w:r>
       <w:r>
+        <w:rPr>
+          <w:b w:val="0"/>
+          <w:i w:val="0"/>
+        </w:rPr>
         <w:t xml:space="preserve"> where the sequence is 0, 1, 1, 2, 3, 5, 8, ... (</w:t>
       </w:r>
       <w:r>
         <w:rPr>
           <w:rFonts w:ascii="Consolas" w:hAnsi="Consolas"/>
+          <w:b w:val="0"/>
+          <w:i w:val="0"/>
           <w:sz w:val="19"/>
         </w:rPr>
         <w:t>fib(0)=0</w:t>
       </w:r>
       <w:r>
+        <w:rPr>
+          <w:b w:val="0"/>
+          <w:i w:val="0"/>
+        </w:rPr>
         <w:t xml:space="preserve">, </w:t>
       </w:r>
       <w:r>
         <w:rPr>
           <w:rFonts w:ascii="Consolas" w:hAnsi="Consolas"/>
+          <w:b w:val="0"/>
+          <w:i w:val="0"/>
           <w:sz w:val="19"/>
         </w:rPr>
         <w:t>fib(1)=1</w:t>
       </w:r>
       <w:r>
+        <w:rPr>
+          <w:b w:val="0"/>
+          <w:i w:val="0"/>
+        </w:rPr>
         <w:t>).</w:t>
       </w:r>
     </w:p>
@@ -2967,6 +4031,7 @@
       <w:r>
         <w:rPr>
           <w:b/>
+          <w:i w:val="0"/>
         </w:rPr>
         <w:t>Example</w:t>
       </w:r>
@@ -2987,6 +4052,7 @@
       <w:r>
         <w:rPr>
           <w:b/>
+          <w:i w:val="0"/>
         </w:rPr>
         <w:t>Solution</w:t>
       </w:r>
@@ -3020,25 +4086,40 @@
     </w:p>
     <w:p>
       <w:r>
+        <w:rPr>
+          <w:b w:val="0"/>
+          <w:i w:val="0"/>
+        </w:rPr>
         <w:t xml:space="preserve">Two base cases are needed because each term depends on the </w:t>
       </w:r>
       <w:r>
         <w:rPr>
+          <w:b w:val="0"/>
           <w:i/>
         </w:rPr>
         <w:t>two</w:t>
       </w:r>
       <w:r>
+        <w:rPr>
+          <w:b w:val="0"/>
+          <w:i w:val="0"/>
+        </w:rPr>
         <w:t xml:space="preserve"> before it. Note this naive version recalculates values many times — for large </w:t>
       </w:r>
       <w:r>
         <w:rPr>
           <w:rFonts w:ascii="Consolas" w:hAnsi="Consolas"/>
+          <w:b w:val="0"/>
+          <w:i w:val="0"/>
           <w:sz w:val="19"/>
         </w:rPr>
         <w:t>n</w:t>
       </w:r>
       <w:r>
+        <w:rPr>
+          <w:b w:val="0"/>
+          <w:i w:val="0"/>
+        </w:rPr>
         <w:t xml:space="preserve"> an iterative loop is far more efficient, a useful point to discuss in exams.</w:t>
       </w:r>
     </w:p>
@@ -3054,40 +4135,65 @@
         <w:pStyle w:val="Heading2"/>
       </w:pPr>
       <w:r>
+        <w:rPr>
+          <w:b w:val="0"/>
+          <w:i w:val="0"/>
+        </w:rPr>
         <w:t>Skill 8 — Validation and Error Handling</w:t>
       </w:r>
     </w:p>
     <w:p>
       <w:r>
+        <w:rPr>
+          <w:b w:val="0"/>
+          <w:i w:val="0"/>
+        </w:rPr>
         <w:t xml:space="preserve">Validation checks data is sensible </w:t>
       </w:r>
       <w:r>
         <w:rPr>
+          <w:b w:val="0"/>
           <w:i/>
         </w:rPr>
         <w:t>before</w:t>
       </w:r>
       <w:r>
+        <w:rPr>
+          <w:b w:val="0"/>
+          <w:i w:val="0"/>
+        </w:rPr>
         <w:t xml:space="preserve"> using it. Exception handling (</w:t>
       </w:r>
       <w:r>
         <w:rPr>
           <w:rFonts w:ascii="Consolas" w:hAnsi="Consolas"/>
+          <w:b w:val="0"/>
+          <w:i w:val="0"/>
           <w:sz w:val="19"/>
         </w:rPr>
         <w:t>try</w:t>
       </w:r>
       <w:r>
+        <w:rPr>
+          <w:b w:val="0"/>
+          <w:i w:val="0"/>
+        </w:rPr>
         <w:t>/</w:t>
       </w:r>
       <w:r>
         <w:rPr>
           <w:rFonts w:ascii="Consolas" w:hAnsi="Consolas"/>
+          <w:b w:val="0"/>
+          <w:i w:val="0"/>
           <w:sz w:val="19"/>
         </w:rPr>
         <w:t>except</w:t>
       </w:r>
       <w:r>
+        <w:rPr>
+          <w:b w:val="0"/>
+          <w:i w:val="0"/>
+        </w:rPr>
         <w:t>) catches errors at run time so the program does not crash — essential for robust NEA code.</w:t>
       </w:r>
     </w:p>
@@ -3096,6 +4202,10 @@
         <w:pStyle w:val="Heading3"/>
       </w:pPr>
       <w:r>
+        <w:rPr>
+          <w:b w:val="0"/>
+          <w:i w:val="0"/>
+        </w:rPr>
         <w:t>Challenge 8.1 — Range Check ★</w:t>
       </w:r>
     </w:p>
@@ -3103,10 +4213,15 @@
       <w:r>
         <w:rPr>
           <w:b/>
+          <w:i w:val="0"/>
         </w:rPr>
         <w:t>Task:</w:t>
       </w:r>
       <w:r>
+        <w:rPr>
+          <w:b w:val="0"/>
+          <w:i w:val="0"/>
+        </w:rPr>
         <w:t xml:space="preserve"> Keep asking for an exam mark until the user enters a whole number between 0 and 100 inclusive.</w:t>
       </w:r>
     </w:p>
@@ -3114,6 +4229,7 @@
       <w:r>
         <w:rPr>
           <w:b/>
+          <w:i w:val="0"/>
         </w:rPr>
         <w:t>Example</w:t>
       </w:r>
@@ -3140,6 +4256,7 @@
       <w:r>
         <w:rPr>
           <w:b/>
+          <w:i w:val="0"/>
         </w:rPr>
         <w:t>Solution</w:t>
       </w:r>
@@ -3166,25 +4283,40 @@
     </w:p>
     <w:p>
       <w:r>
+        <w:rPr>
+          <w:b w:val="0"/>
+          <w:i w:val="0"/>
+        </w:rPr>
         <w:t xml:space="preserve">A </w:t>
       </w:r>
       <w:r>
         <w:rPr>
           <w:b/>
+          <w:i w:val="0"/>
         </w:rPr>
         <w:t>range check</w:t>
       </w:r>
       <w:r>
+        <w:rPr>
+          <w:b w:val="0"/>
+          <w:i w:val="0"/>
+        </w:rPr>
         <w:t xml:space="preserve"> with a </w:t>
       </w:r>
       <w:r>
         <w:rPr>
           <w:rFonts w:ascii="Consolas" w:hAnsi="Consolas"/>
+          <w:b w:val="0"/>
+          <w:i w:val="0"/>
           <w:sz w:val="19"/>
         </w:rPr>
         <w:t>while</w:t>
       </w:r>
       <w:r>
+        <w:rPr>
+          <w:b w:val="0"/>
+          <w:i w:val="0"/>
+        </w:rPr>
         <w:t xml:space="preserve"> loop that repeats until the input falls inside the valid 0–100 boundary.</w:t>
       </w:r>
     </w:p>
@@ -3193,6 +4325,10 @@
         <w:pStyle w:val="Heading3"/>
       </w:pPr>
       <w:r>
+        <w:rPr>
+          <w:b w:val="0"/>
+          <w:i w:val="0"/>
+        </w:rPr>
         <w:t>Challenge 8.2 — Catch a Bad Number ★★</w:t>
       </w:r>
     </w:p>
@@ -3200,10 +4336,15 @@
       <w:r>
         <w:rPr>
           <w:b/>
+          <w:i w:val="0"/>
         </w:rPr>
         <w:t>Task:</w:t>
       </w:r>
       <w:r>
+        <w:rPr>
+          <w:b w:val="0"/>
+          <w:i w:val="0"/>
+        </w:rPr>
         <w:t xml:space="preserve"> Ask for a number. If the user types something that is not a number, catch the error and print a friendly message instead of crashing.</w:t>
       </w:r>
     </w:p>
@@ -3211,6 +4352,7 @@
       <w:r>
         <w:rPr>
           <w:b/>
+          <w:i w:val="0"/>
         </w:rPr>
         <w:t>Example</w:t>
       </w:r>
@@ -3233,6 +4375,7 @@
       <w:r>
         <w:rPr>
           <w:b/>
+          <w:i w:val="0"/>
         </w:rPr>
         <w:t>Solution</w:t>
       </w:r>
@@ -3261,41 +4404,65 @@
       <w:r>
         <w:rPr>
           <w:rFonts w:ascii="Consolas" w:hAnsi="Consolas"/>
+          <w:b w:val="0"/>
+          <w:i w:val="0"/>
           <w:sz w:val="19"/>
         </w:rPr>
         <w:t>int("hello")</w:t>
       </w:r>
       <w:r>
+        <w:rPr>
+          <w:b w:val="0"/>
+          <w:i w:val="0"/>
+        </w:rPr>
         <w:t xml:space="preserve"> raises a </w:t>
       </w:r>
       <w:r>
         <w:rPr>
           <w:rFonts w:ascii="Consolas" w:hAnsi="Consolas"/>
+          <w:b w:val="0"/>
+          <w:i w:val="0"/>
           <w:sz w:val="19"/>
         </w:rPr>
         <w:t>ValueError</w:t>
       </w:r>
       <w:r>
+        <w:rPr>
+          <w:b w:val="0"/>
+          <w:i w:val="0"/>
+        </w:rPr>
         <w:t xml:space="preserve">. The </w:t>
       </w:r>
       <w:r>
         <w:rPr>
           <w:rFonts w:ascii="Consolas" w:hAnsi="Consolas"/>
+          <w:b w:val="0"/>
+          <w:i w:val="0"/>
           <w:sz w:val="19"/>
         </w:rPr>
         <w:t>try</w:t>
       </w:r>
       <w:r>
+        <w:rPr>
+          <w:b w:val="0"/>
+          <w:i w:val="0"/>
+        </w:rPr>
         <w:t xml:space="preserve"> block attempts the conversion; if it fails, control jumps to the matching </w:t>
       </w:r>
       <w:r>
         <w:rPr>
           <w:rFonts w:ascii="Consolas" w:hAnsi="Consolas"/>
+          <w:b w:val="0"/>
+          <w:i w:val="0"/>
           <w:sz w:val="19"/>
         </w:rPr>
         <w:t>except</w:t>
       </w:r>
       <w:r>
+        <w:rPr>
+          <w:b w:val="0"/>
+          <w:i w:val="0"/>
+        </w:rPr>
         <w:t xml:space="preserve"> block instead of stopping the program.</w:t>
       </w:r>
     </w:p>
@@ -3304,6 +4471,10 @@
         <w:pStyle w:val="Heading3"/>
       </w:pPr>
       <w:r>
+        <w:rPr>
+          <w:b w:val="0"/>
+          <w:i w:val="0"/>
+        </w:rPr>
         <w:t>Challenge 8.3 — Robust Integer Input ★★★</w:t>
       </w:r>
     </w:p>
@@ -3311,20 +4482,31 @@
       <w:r>
         <w:rPr>
           <w:b/>
+          <w:i w:val="0"/>
         </w:rPr>
         <w:t>Task:</w:t>
       </w:r>
       <w:r>
+        <w:rPr>
+          <w:b w:val="0"/>
+          <w:i w:val="0"/>
+        </w:rPr>
         <w:t xml:space="preserve"> Write a function </w:t>
       </w:r>
       <w:r>
         <w:rPr>
           <w:rFonts w:ascii="Consolas" w:hAnsi="Consolas"/>
+          <w:b w:val="0"/>
+          <w:i w:val="0"/>
           <w:sz w:val="19"/>
         </w:rPr>
         <w:t>get_int(prompt)</w:t>
       </w:r>
       <w:r>
+        <w:rPr>
+          <w:b w:val="0"/>
+          <w:i w:val="0"/>
+        </w:rPr>
         <w:t xml:space="preserve"> that keeps asking until the user enters a valid whole number, handling non-numeric input gracefully, then returns it.</w:t>
       </w:r>
     </w:p>
@@ -3332,6 +4514,7 @@
       <w:r>
         <w:rPr>
           <w:b/>
+          <w:i w:val="0"/>
         </w:rPr>
         <w:t>Example</w:t>
       </w:r>
@@ -3358,6 +4541,7 @@
       <w:r>
         <w:rPr>
           <w:b/>
+          <w:i w:val="0"/>
         </w:rPr>
         <w:t>Solution</w:t>
       </w:r>
@@ -3391,36 +4575,58 @@
     </w:p>
     <w:p>
       <w:r>
+        <w:rPr>
+          <w:b w:val="0"/>
+          <w:i w:val="0"/>
+        </w:rPr>
         <w:t xml:space="preserve">Combining a </w:t>
       </w:r>
       <w:r>
         <w:rPr>
           <w:rFonts w:ascii="Consolas" w:hAnsi="Consolas"/>
+          <w:b w:val="0"/>
+          <w:i w:val="0"/>
           <w:sz w:val="19"/>
         </w:rPr>
         <w:t>while True</w:t>
       </w:r>
       <w:r>
+        <w:rPr>
+          <w:b w:val="0"/>
+          <w:i w:val="0"/>
+        </w:rPr>
         <w:t xml:space="preserve"> loop with </w:t>
       </w:r>
       <w:r>
         <w:rPr>
           <w:rFonts w:ascii="Consolas" w:hAnsi="Consolas"/>
+          <w:b w:val="0"/>
+          <w:i w:val="0"/>
           <w:sz w:val="19"/>
         </w:rPr>
         <w:t>try</w:t>
       </w:r>
       <w:r>
+        <w:rPr>
+          <w:b w:val="0"/>
+          <w:i w:val="0"/>
+        </w:rPr>
         <w:t>/</w:t>
       </w:r>
       <w:r>
         <w:rPr>
           <w:rFonts w:ascii="Consolas" w:hAnsi="Consolas"/>
+          <w:b w:val="0"/>
+          <w:i w:val="0"/>
           <w:sz w:val="19"/>
         </w:rPr>
         <w:t>except</w:t>
       </w:r>
       <w:r>
+        <w:rPr>
+          <w:b w:val="0"/>
+          <w:i w:val="0"/>
+        </w:rPr>
         <w:t xml:space="preserve"> gives a reusable, crash-proof input routine — exactly the kind of helper function that earns robustness marks in the NEA.</w:t>
       </w:r>
     </w:p>
@@ -3436,30 +4642,49 @@
         <w:pStyle w:val="Heading2"/>
       </w:pPr>
       <w:r>
+        <w:rPr>
+          <w:b w:val="0"/>
+          <w:i w:val="0"/>
+        </w:rPr>
         <w:t>Skill 9 — File Handling</w:t>
       </w:r>
     </w:p>
     <w:p>
       <w:r>
+        <w:rPr>
+          <w:b w:val="0"/>
+          <w:i w:val="0"/>
+        </w:rPr>
         <w:t xml:space="preserve">Reading from and writing to text files lets a program </w:t>
       </w:r>
       <w:r>
         <w:rPr>
           <w:b/>
+          <w:i w:val="0"/>
         </w:rPr>
         <w:t>persist</w:t>
       </w:r>
       <w:r>
+        <w:rPr>
+          <w:b w:val="0"/>
+          <w:i w:val="0"/>
+        </w:rPr>
         <w:t xml:space="preserve"> data between runs. Use </w:t>
       </w:r>
       <w:r>
         <w:rPr>
           <w:rFonts w:ascii="Consolas" w:hAnsi="Consolas"/>
+          <w:b w:val="0"/>
+          <w:i w:val="0"/>
           <w:sz w:val="19"/>
         </w:rPr>
         <w:t>with open(...)</w:t>
       </w:r>
       <w:r>
+        <w:rPr>
+          <w:b w:val="0"/>
+          <w:i w:val="0"/>
+        </w:rPr>
         <w:t xml:space="preserve"> so the file is closed automatically.</w:t>
       </w:r>
     </w:p>
@@ -3468,6 +4693,10 @@
         <w:pStyle w:val="Heading3"/>
       </w:pPr>
       <w:r>
+        <w:rPr>
+          <w:b w:val="0"/>
+          <w:i w:val="0"/>
+        </w:rPr>
         <w:t>Challenge 9.1 — Write Then Read ★★</w:t>
       </w:r>
     </w:p>
@@ -3475,20 +4704,31 @@
       <w:r>
         <w:rPr>
           <w:b/>
+          <w:i w:val="0"/>
         </w:rPr>
         <w:t>Task:</w:t>
       </w:r>
       <w:r>
+        <w:rPr>
+          <w:b w:val="0"/>
+          <w:i w:val="0"/>
+        </w:rPr>
         <w:t xml:space="preserve"> Write three names to a text file </w:t>
       </w:r>
       <w:r>
         <w:rPr>
           <w:rFonts w:ascii="Consolas" w:hAnsi="Consolas"/>
+          <w:b w:val="0"/>
+          <w:i w:val="0"/>
           <w:sz w:val="19"/>
         </w:rPr>
         <w:t>names.txt</w:t>
       </w:r>
       <w:r>
+        <w:rPr>
+          <w:b w:val="0"/>
+          <w:i w:val="0"/>
+        </w:rPr>
         <w:t>, one per line, then read the file back and print each name.</w:t>
       </w:r>
     </w:p>
@@ -3496,6 +4736,7 @@
       <w:r>
         <w:rPr>
           <w:b/>
+          <w:i w:val="0"/>
         </w:rPr>
         <w:t>Example</w:t>
       </w:r>
@@ -3522,6 +4763,7 @@
       <w:r>
         <w:rPr>
           <w:b/>
+          <w:i w:val="0"/>
         </w:rPr>
         <w:t>Solution</w:t>
       </w:r>
@@ -3560,56 +4802,90 @@
     </w:p>
     <w:p>
       <w:r>
+        <w:rPr>
+          <w:b w:val="0"/>
+          <w:i w:val="0"/>
+        </w:rPr>
         <w:t xml:space="preserve">Mode </w:t>
       </w:r>
       <w:r>
         <w:rPr>
           <w:rFonts w:ascii="Consolas" w:hAnsi="Consolas"/>
+          <w:b w:val="0"/>
+          <w:i w:val="0"/>
           <w:sz w:val="19"/>
         </w:rPr>
         <w:t>"w"</w:t>
       </w:r>
       <w:r>
+        <w:rPr>
+          <w:b w:val="0"/>
+          <w:i w:val="0"/>
+        </w:rPr>
         <w:t xml:space="preserve"> opens for writing; </w:t>
       </w:r>
       <w:r>
         <w:rPr>
           <w:rFonts w:ascii="Consolas" w:hAnsi="Consolas"/>
+          <w:b w:val="0"/>
+          <w:i w:val="0"/>
           <w:sz w:val="19"/>
         </w:rPr>
         <w:t>"r"</w:t>
       </w:r>
       <w:r>
+        <w:rPr>
+          <w:b w:val="0"/>
+          <w:i w:val="0"/>
+        </w:rPr>
         <w:t xml:space="preserve"> for reading. </w:t>
       </w:r>
       <w:r>
         <w:rPr>
           <w:rFonts w:ascii="Consolas" w:hAnsi="Consolas"/>
+          <w:b w:val="0"/>
+          <w:i w:val="0"/>
           <w:sz w:val="19"/>
         </w:rPr>
         <w:t>with</w:t>
       </w:r>
       <w:r>
+        <w:rPr>
+          <w:b w:val="0"/>
+          <w:i w:val="0"/>
+        </w:rPr>
         <w:t xml:space="preserve"> guarantees the file is closed even if an error occurs. </w:t>
       </w:r>
       <w:r>
         <w:rPr>
           <w:rFonts w:ascii="Consolas" w:hAnsi="Consolas"/>
+          <w:b w:val="0"/>
+          <w:i w:val="0"/>
           <w:sz w:val="19"/>
         </w:rPr>
         <w:t>strip()</w:t>
       </w:r>
       <w:r>
+        <w:rPr>
+          <w:b w:val="0"/>
+          <w:i w:val="0"/>
+        </w:rPr>
         <w:t xml:space="preserve"> removes the </w:t>
       </w:r>
       <w:r>
         <w:rPr>
           <w:rFonts w:ascii="Consolas" w:hAnsi="Consolas"/>
+          <w:b w:val="0"/>
+          <w:i w:val="0"/>
           <w:sz w:val="19"/>
         </w:rPr>
         <w:t>\n</w:t>
       </w:r>
       <w:r>
+        <w:rPr>
+          <w:b w:val="0"/>
+          <w:i w:val="0"/>
+        </w:rPr>
         <w:t xml:space="preserve"> added on each line.</w:t>
       </w:r>
     </w:p>
@@ -3618,6 +4894,10 @@
         <w:pStyle w:val="Heading3"/>
       </w:pPr>
       <w:r>
+        <w:rPr>
+          <w:b w:val="0"/>
+          <w:i w:val="0"/>
+        </w:rPr>
         <w:t>Challenge 9.2 — Append and Count ★★★</w:t>
       </w:r>
     </w:p>
@@ -3625,19 +4905,29 @@
       <w:r>
         <w:rPr>
           <w:b/>
+          <w:i w:val="0"/>
         </w:rPr>
         <w:t>Task:</w:t>
       </w:r>
       <w:r>
+        <w:rPr>
+          <w:b w:val="0"/>
+          <w:i w:val="0"/>
+        </w:rPr>
         <w:t xml:space="preserve"> Add a new line to an existing log file using </w:t>
       </w:r>
       <w:r>
         <w:rPr>
           <w:b/>
+          <w:i w:val="0"/>
         </w:rPr>
         <w:t>append</w:t>
       </w:r>
       <w:r>
+        <w:rPr>
+          <w:b w:val="0"/>
+          <w:i w:val="0"/>
+        </w:rPr>
         <w:t xml:space="preserve"> mode (don't overwrite it), then report how many lines the file now contains.</w:t>
       </w:r>
     </w:p>
@@ -3645,6 +4935,7 @@
       <w:r>
         <w:rPr>
           <w:b/>
+          <w:i w:val="0"/>
         </w:rPr>
         <w:t>Example</w:t>
       </w:r>
@@ -3669,6 +4960,7 @@
       <w:r>
         <w:rPr>
           <w:b/>
+          <w:i w:val="0"/>
         </w:rPr>
         <w:t>Solution</w:t>
       </w:r>
@@ -3709,35 +5001,56 @@
     </w:p>
     <w:p>
       <w:r>
+        <w:rPr>
+          <w:b w:val="0"/>
+          <w:i w:val="0"/>
+        </w:rPr>
         <w:t xml:space="preserve">Mode </w:t>
       </w:r>
       <w:r>
         <w:rPr>
           <w:rFonts w:ascii="Consolas" w:hAnsi="Consolas"/>
+          <w:b w:val="0"/>
+          <w:i w:val="0"/>
           <w:sz w:val="19"/>
         </w:rPr>
         <w:t>"a"</w:t>
       </w:r>
       <w:r>
+        <w:rPr>
+          <w:b w:val="0"/>
+          <w:i w:val="0"/>
+        </w:rPr>
         <w:t xml:space="preserve"> (append) writes to the </w:t>
       </w:r>
       <w:r>
         <w:rPr>
           <w:b/>
+          <w:i w:val="0"/>
         </w:rPr>
         <w:t>end</w:t>
       </w:r>
       <w:r>
+        <w:rPr>
+          <w:b w:val="0"/>
+          <w:i w:val="0"/>
+        </w:rPr>
         <w:t xml:space="preserve"> of the file without deleting what is already there. </w:t>
       </w:r>
       <w:r>
         <w:rPr>
           <w:rFonts w:ascii="Consolas" w:hAnsi="Consolas"/>
+          <w:b w:val="0"/>
+          <w:i w:val="0"/>
           <w:sz w:val="19"/>
         </w:rPr>
         <w:t>readlines()</w:t>
       </w:r>
       <w:r>
+        <w:rPr>
+          <w:b w:val="0"/>
+          <w:i w:val="0"/>
+        </w:rPr>
         <w:t xml:space="preserve"> returns a list with one element per line, so its length is the line count.</w:t>
       </w:r>
     </w:p>
@@ -3753,56 +5066,89 @@
         <w:pStyle w:val="Heading2"/>
       </w:pPr>
       <w:r>
+        <w:rPr>
+          <w:b w:val="0"/>
+          <w:i w:val="0"/>
+        </w:rPr>
         <w:t>Skill 10 — Object-Oriented Programming</w:t>
       </w:r>
     </w:p>
     <w:p>
       <w:r>
+        <w:rPr>
+          <w:b w:val="0"/>
+          <w:i w:val="0"/>
+        </w:rPr>
         <w:t xml:space="preserve">A </w:t>
       </w:r>
       <w:r>
         <w:rPr>
           <w:b/>
+          <w:i w:val="0"/>
         </w:rPr>
         <w:t>class</w:t>
       </w:r>
       <w:r>
+        <w:rPr>
+          <w:b w:val="0"/>
+          <w:i w:val="0"/>
+        </w:rPr>
         <w:t xml:space="preserve"> is a blueprint with </w:t>
       </w:r>
       <w:r>
         <w:rPr>
           <w:b/>
+          <w:i w:val="0"/>
         </w:rPr>
         <w:t>attributes</w:t>
       </w:r>
       <w:r>
+        <w:rPr>
+          <w:b w:val="0"/>
+          <w:i w:val="0"/>
+        </w:rPr>
         <w:t xml:space="preserve"> (data) and </w:t>
       </w:r>
       <w:r>
         <w:rPr>
           <w:b/>
+          <w:i w:val="0"/>
         </w:rPr>
         <w:t>methods</w:t>
       </w:r>
       <w:r>
+        <w:rPr>
+          <w:b w:val="0"/>
+          <w:i w:val="0"/>
+        </w:rPr>
         <w:t xml:space="preserve"> (behaviour). An </w:t>
       </w:r>
       <w:r>
         <w:rPr>
           <w:b/>
+          <w:i w:val="0"/>
         </w:rPr>
         <w:t>object</w:t>
       </w:r>
       <w:r>
+        <w:rPr>
+          <w:b w:val="0"/>
+          <w:i w:val="0"/>
+        </w:rPr>
         <w:t xml:space="preserve"> is one instance of a class. </w:t>
       </w:r>
       <w:r>
         <w:rPr>
           <w:b/>
+          <w:i w:val="0"/>
         </w:rPr>
         <w:t>Inheritance</w:t>
       </w:r>
       <w:r>
+        <w:rPr>
+          <w:b w:val="0"/>
+          <w:i w:val="0"/>
+        </w:rPr>
         <w:t xml:space="preserve"> lets a subclass reuse and extend a parent class.</w:t>
       </w:r>
     </w:p>
@@ -3811,6 +5157,10 @@
         <w:pStyle w:val="Heading3"/>
       </w:pPr>
       <w:r>
+        <w:rPr>
+          <w:b w:val="0"/>
+          <w:i w:val="0"/>
+        </w:rPr>
         <w:t>Challenge 10.1 — A Student Class ★★</w:t>
       </w:r>
     </w:p>
@@ -3818,60 +5168,95 @@
       <w:r>
         <w:rPr>
           <w:b/>
+          <w:i w:val="0"/>
         </w:rPr>
         <w:t>Task:</w:t>
       </w:r>
       <w:r>
+        <w:rPr>
+          <w:b w:val="0"/>
+          <w:i w:val="0"/>
+        </w:rPr>
         <w:t xml:space="preserve"> Define a class </w:t>
       </w:r>
       <w:r>
         <w:rPr>
           <w:rFonts w:ascii="Consolas" w:hAnsi="Consolas"/>
+          <w:b w:val="0"/>
+          <w:i w:val="0"/>
           <w:sz w:val="19"/>
         </w:rPr>
         <w:t>Student</w:t>
       </w:r>
       <w:r>
+        <w:rPr>
+          <w:b w:val="0"/>
+          <w:i w:val="0"/>
+        </w:rPr>
         <w:t xml:space="preserve"> with attributes </w:t>
       </w:r>
       <w:r>
         <w:rPr>
           <w:rFonts w:ascii="Consolas" w:hAnsi="Consolas"/>
+          <w:b w:val="0"/>
+          <w:i w:val="0"/>
           <w:sz w:val="19"/>
         </w:rPr>
         <w:t>name</w:t>
       </w:r>
       <w:r>
+        <w:rPr>
+          <w:b w:val="0"/>
+          <w:i w:val="0"/>
+        </w:rPr>
         <w:t xml:space="preserve"> and </w:t>
       </w:r>
       <w:r>
         <w:rPr>
           <w:rFonts w:ascii="Consolas" w:hAnsi="Consolas"/>
+          <w:b w:val="0"/>
+          <w:i w:val="0"/>
           <w:sz w:val="19"/>
         </w:rPr>
         <w:t>mark</w:t>
       </w:r>
       <w:r>
+        <w:rPr>
+          <w:b w:val="0"/>
+          <w:i w:val="0"/>
+        </w:rPr>
         <w:t xml:space="preserve">, and a method </w:t>
       </w:r>
       <w:r>
         <w:rPr>
           <w:rFonts w:ascii="Consolas" w:hAnsi="Consolas"/>
+          <w:b w:val="0"/>
+          <w:i w:val="0"/>
           <w:sz w:val="19"/>
         </w:rPr>
         <w:t>has_passed()</w:t>
       </w:r>
       <w:r>
+        <w:rPr>
+          <w:b w:val="0"/>
+          <w:i w:val="0"/>
+        </w:rPr>
         <w:t xml:space="preserve"> that returns </w:t>
       </w:r>
       <w:r>
         <w:rPr>
           <w:rFonts w:ascii="Consolas" w:hAnsi="Consolas"/>
+          <w:b w:val="0"/>
+          <w:i w:val="0"/>
           <w:sz w:val="19"/>
         </w:rPr>
         <w:t>True</w:t>
       </w:r>
       <w:r>
+        <w:rPr>
+          <w:b w:val="0"/>
+          <w:i w:val="0"/>
+        </w:rPr>
         <w:t xml:space="preserve"> if the mark is 40 or more. Create a student and test it.</w:t>
       </w:r>
     </w:p>
@@ -3879,6 +5264,7 @@
       <w:r>
         <w:rPr>
           <w:b/>
+          <w:i w:val="0"/>
         </w:rPr>
         <w:t>Example</w:t>
       </w:r>
@@ -3901,6 +5287,7 @@
       <w:r>
         <w:rPr>
           <w:b/>
+          <w:i w:val="0"/>
         </w:rPr>
         <w:t>Solution</w:t>
       </w:r>
@@ -3942,50 +5329,79 @@
       <w:r>
         <w:rPr>
           <w:rFonts w:ascii="Consolas" w:hAnsi="Consolas"/>
+          <w:b w:val="0"/>
+          <w:i w:val="0"/>
           <w:sz w:val="19"/>
         </w:rPr>
         <w:t>__init__</w:t>
       </w:r>
       <w:r>
+        <w:rPr>
+          <w:b w:val="0"/>
+          <w:i w:val="0"/>
+        </w:rPr>
         <w:t xml:space="preserve"> is the </w:t>
       </w:r>
       <w:r>
         <w:rPr>
           <w:b/>
+          <w:i w:val="0"/>
         </w:rPr>
         <w:t>constructor</w:t>
       </w:r>
       <w:r>
+        <w:rPr>
+          <w:b w:val="0"/>
+          <w:i w:val="0"/>
+        </w:rPr>
         <w:t xml:space="preserve">, run automatically when an object is created. </w:t>
       </w:r>
       <w:r>
         <w:rPr>
           <w:rFonts w:ascii="Consolas" w:hAnsi="Consolas"/>
+          <w:b w:val="0"/>
+          <w:i w:val="0"/>
           <w:sz w:val="19"/>
         </w:rPr>
         <w:t>self</w:t>
       </w:r>
       <w:r>
+        <w:rPr>
+          <w:b w:val="0"/>
+          <w:i w:val="0"/>
+        </w:rPr>
         <w:t xml:space="preserve"> refers to the specific object, letting each one hold its own </w:t>
       </w:r>
       <w:r>
         <w:rPr>
           <w:rFonts w:ascii="Consolas" w:hAnsi="Consolas"/>
+          <w:b w:val="0"/>
+          <w:i w:val="0"/>
           <w:sz w:val="19"/>
         </w:rPr>
         <w:t>name</w:t>
       </w:r>
       <w:r>
+        <w:rPr>
+          <w:b w:val="0"/>
+          <w:i w:val="0"/>
+        </w:rPr>
         <w:t xml:space="preserve"> and </w:t>
       </w:r>
       <w:r>
         <w:rPr>
           <w:rFonts w:ascii="Consolas" w:hAnsi="Consolas"/>
+          <w:b w:val="0"/>
+          <w:i w:val="0"/>
           <w:sz w:val="19"/>
         </w:rPr>
         <w:t>mark</w:t>
       </w:r>
       <w:r>
+        <w:rPr>
+          <w:b w:val="0"/>
+          <w:i w:val="0"/>
+        </w:rPr>
         <w:t>.</w:t>
       </w:r>
     </w:p>
@@ -3994,6 +5410,10 @@
         <w:pStyle w:val="Heading3"/>
       </w:pPr>
       <w:r>
+        <w:rPr>
+          <w:b w:val="0"/>
+          <w:i w:val="0"/>
+        </w:rPr>
         <w:t>Challenge 10.2 — Inheritance: A Subclass ★★★</w:t>
       </w:r>
     </w:p>
@@ -4001,79 +5421,125 @@
       <w:r>
         <w:rPr>
           <w:b/>
+          <w:i w:val="0"/>
         </w:rPr>
         <w:t>Task:</w:t>
       </w:r>
       <w:r>
+        <w:rPr>
+          <w:b w:val="0"/>
+          <w:i w:val="0"/>
+        </w:rPr>
         <w:t xml:space="preserve"> Create a subclass </w:t>
       </w:r>
       <w:r>
         <w:rPr>
           <w:rFonts w:ascii="Consolas" w:hAnsi="Consolas"/>
+          <w:b w:val="0"/>
+          <w:i w:val="0"/>
           <w:sz w:val="19"/>
         </w:rPr>
         <w:t>ALevelStudent</w:t>
       </w:r>
       <w:r>
+        <w:rPr>
+          <w:b w:val="0"/>
+          <w:i w:val="0"/>
+        </w:rPr>
         <w:t xml:space="preserve"> that </w:t>
       </w:r>
       <w:r>
         <w:rPr>
           <w:b/>
+          <w:i w:val="0"/>
         </w:rPr>
         <w:t>inherits</w:t>
       </w:r>
       <w:r>
+        <w:rPr>
+          <w:b w:val="0"/>
+          <w:i w:val="0"/>
+        </w:rPr>
         <w:t xml:space="preserve"> from </w:t>
       </w:r>
       <w:r>
         <w:rPr>
           <w:rFonts w:ascii="Consolas" w:hAnsi="Consolas"/>
+          <w:b w:val="0"/>
+          <w:i w:val="0"/>
           <w:sz w:val="19"/>
         </w:rPr>
         <w:t>Student</w:t>
       </w:r>
       <w:r>
+        <w:rPr>
+          <w:b w:val="0"/>
+          <w:i w:val="0"/>
+        </w:rPr>
         <w:t xml:space="preserve"> and adds a </w:t>
       </w:r>
       <w:r>
         <w:rPr>
           <w:rFonts w:ascii="Consolas" w:hAnsi="Consolas"/>
+          <w:b w:val="0"/>
+          <w:i w:val="0"/>
           <w:sz w:val="19"/>
         </w:rPr>
         <w:t>subjects</w:t>
       </w:r>
       <w:r>
+        <w:rPr>
+          <w:b w:val="0"/>
+          <w:i w:val="0"/>
+        </w:rPr>
         <w:t xml:space="preserve"> attribute (a list) and a method </w:t>
       </w:r>
       <w:r>
         <w:rPr>
           <w:rFonts w:ascii="Consolas" w:hAnsi="Consolas"/>
+          <w:b w:val="0"/>
+          <w:i w:val="0"/>
           <w:sz w:val="19"/>
         </w:rPr>
         <w:t>subject_count()</w:t>
       </w:r>
       <w:r>
+        <w:rPr>
+          <w:b w:val="0"/>
+          <w:i w:val="0"/>
+        </w:rPr>
         <w:t xml:space="preserve">. Reuse the parent's </w:t>
       </w:r>
       <w:r>
         <w:rPr>
           <w:rFonts w:ascii="Consolas" w:hAnsi="Consolas"/>
+          <w:b w:val="0"/>
+          <w:i w:val="0"/>
           <w:sz w:val="19"/>
         </w:rPr>
         <w:t>__init__</w:t>
       </w:r>
       <w:r>
+        <w:rPr>
+          <w:b w:val="0"/>
+          <w:i w:val="0"/>
+        </w:rPr>
         <w:t xml:space="preserve"> with </w:t>
       </w:r>
       <w:r>
         <w:rPr>
           <w:rFonts w:ascii="Consolas" w:hAnsi="Consolas"/>
+          <w:b w:val="0"/>
+          <w:i w:val="0"/>
           <w:sz w:val="19"/>
         </w:rPr>
         <w:t>super()</w:t>
       </w:r>
       <w:r>
+        <w:rPr>
+          <w:b w:val="0"/>
+          <w:i w:val="0"/>
+        </w:rPr>
         <w:t>.</w:t>
       </w:r>
     </w:p>
@@ -4081,6 +5547,7 @@
       <w:r>
         <w:rPr>
           <w:b/>
+          <w:i w:val="0"/>
         </w:rPr>
         <w:t>Example</w:t>
       </w:r>
@@ -4105,6 +5572,7 @@
       <w:r>
         <w:rPr>
           <w:b/>
+          <w:i w:val="0"/>
         </w:rPr>
         <w:t>Solution</w:t>
       </w:r>
@@ -4157,51 +5625,81 @@
       <w:r>
         <w:rPr>
           <w:rFonts w:ascii="Consolas" w:hAnsi="Consolas"/>
+          <w:b w:val="0"/>
+          <w:i w:val="0"/>
           <w:sz w:val="19"/>
         </w:rPr>
         <w:t>ALevelStudent(Student)</w:t>
       </w:r>
       <w:r>
+        <w:rPr>
+          <w:b w:val="0"/>
+          <w:i w:val="0"/>
+        </w:rPr>
         <w:t xml:space="preserve"> declares inheritance. </w:t>
       </w:r>
       <w:r>
         <w:rPr>
           <w:rFonts w:ascii="Consolas" w:hAnsi="Consolas"/>
+          <w:b w:val="0"/>
+          <w:i w:val="0"/>
           <w:sz w:val="19"/>
         </w:rPr>
         <w:t>super().__init__(...)</w:t>
       </w:r>
       <w:r>
+        <w:rPr>
+          <w:b w:val="0"/>
+          <w:i w:val="0"/>
+        </w:rPr>
         <w:t xml:space="preserve"> calls the parent's constructor so we don't repeat the </w:t>
       </w:r>
       <w:r>
         <w:rPr>
           <w:rFonts w:ascii="Consolas" w:hAnsi="Consolas"/>
+          <w:b w:val="0"/>
+          <w:i w:val="0"/>
           <w:sz w:val="19"/>
         </w:rPr>
         <w:t>name</w:t>
       </w:r>
       <w:r>
+        <w:rPr>
+          <w:b w:val="0"/>
+          <w:i w:val="0"/>
+        </w:rPr>
         <w:t>/</w:t>
       </w:r>
       <w:r>
         <w:rPr>
           <w:rFonts w:ascii="Consolas" w:hAnsi="Consolas"/>
+          <w:b w:val="0"/>
+          <w:i w:val="0"/>
           <w:sz w:val="19"/>
         </w:rPr>
         <w:t>mark</w:t>
       </w:r>
       <w:r>
+        <w:rPr>
+          <w:b w:val="0"/>
+          <w:i w:val="0"/>
+        </w:rPr>
         <w:t xml:space="preserve"> setup, and </w:t>
       </w:r>
       <w:r>
         <w:rPr>
           <w:rFonts w:ascii="Consolas" w:hAnsi="Consolas"/>
+          <w:b w:val="0"/>
+          <w:i w:val="0"/>
           <w:sz w:val="19"/>
         </w:rPr>
         <w:t>has_passed()</w:t>
       </w:r>
       <w:r>
+        <w:rPr>
+          <w:b w:val="0"/>
+          <w:i w:val="0"/>
+        </w:rPr>
         <w:t xml:space="preserve"> is inherited for free. This reuse is exactly what inheritance is for.</w:t>
       </w:r>
     </w:p>
@@ -4217,11 +5715,19 @@
         <w:pStyle w:val="Heading2"/>
       </w:pPr>
       <w:r>
+        <w:rPr>
+          <w:b w:val="0"/>
+          <w:i w:val="0"/>
+        </w:rPr>
         <w:t>Where next</w:t>
       </w:r>
     </w:p>
     <w:p>
       <w:r>
+        <w:rPr>
+          <w:b w:val="0"/>
+          <w:i w:val="0"/>
+        </w:rPr>
         <w:t>You have now exercised the core programming techniques of OCR 2.2. To keep building toward Paper 2 and the NEA:</w:t>
       </w:r>
     </w:p>
@@ -4232,10 +5738,15 @@
       <w:r>
         <w:rPr>
           <w:b/>
+          <w:i w:val="0"/>
         </w:rPr>
         <w:t>Algorithms Workbook</w:t>
       </w:r>
       <w:r>
+        <w:rPr>
+          <w:b w:val="0"/>
+          <w:i w:val="0"/>
+        </w:rPr>
         <w:t xml:space="preserve"> — searching, sorting, stacks/queues and computational thinking applied to problems. Practise turning a description into working, tested code.</w:t>
       </w:r>
     </w:p>
@@ -4246,33 +5757,52 @@
       <w:r>
         <w:rPr>
           <w:b/>
+          <w:i w:val="0"/>
         </w:rPr>
         <w:t>NEA Guide</w:t>
       </w:r>
       <w:r>
+        <w:rPr>
+          <w:b w:val="0"/>
+          <w:i w:val="0"/>
+        </w:rPr>
         <w:t xml:space="preserve"> — analysis, design, iterative development and evaluation. Apply </w:t>
       </w:r>
       <w:r>
         <w:rPr>
+          <w:b w:val="0"/>
           <w:i/>
         </w:rPr>
         <w:t>all</w:t>
       </w:r>
       <w:r>
+        <w:rPr>
+          <w:b w:val="0"/>
+          <w:i w:val="0"/>
+        </w:rPr>
         <w:t xml:space="preserve"> of these skills (functions, validation, file handling, OOP) inside one substantial, well-decomposed project.</w:t>
       </w:r>
     </w:p>
     <w:p>
       <w:r>
+        <w:rPr>
+          <w:b w:val="0"/>
+          <w:i w:val="0"/>
+        </w:rPr>
         <w:t xml:space="preserve">Keep coding regularly. Short, frequent practice — writing, running and </w:t>
       </w:r>
       <w:r>
         <w:rPr>
+          <w:b w:val="0"/>
           <w:i/>
         </w:rPr>
         <w:t>debugging</w:t>
       </w:r>
       <w:r>
+        <w:rPr>
+          <w:b w:val="0"/>
+          <w:i w:val="0"/>
+        </w:rPr>
         <w:t xml:space="preserve"> your own programs — is the best preparation for both the written exam and the NEA.</w:t>
       </w:r>
     </w:p>
